--- a/jurnal/DRAFT_JURNAL_IJG_ENGLISH.docx
+++ b/jurnal/DRAFT_JURNAL_IJG_ENGLISH.docx
@@ -2,7 +2,7 @@
 <file path=word/document.xml><?xml version="1.0" encoding="utf-8"?>
 <w:document xmlns:w="http://schemas.openxmlformats.org/wordprocessingml/2006/main" xmlns:m="http://schemas.openxmlformats.org/officeDocument/2006/math" xmlns:r="http://schemas.openxmlformats.org/officeDocument/2006/relationships" xmlns:o="urn:schemas-microsoft-com:office:office" xmlns:v="urn:schemas-microsoft-com:vml" xmlns:w10="urn:schemas-microsoft-com:office:word" xmlns:a="http://schemas.openxmlformats.org/drawingml/2006/main" xmlns:pic="http://schemas.openxmlformats.org/drawingml/2006/picture" xmlns:wp="http://schemas.openxmlformats.org/drawingml/2006/wordprocessingDrawing">
   <w:body>
-    <w:bookmarkStart w:id="55" w:name="X7815214118f037a69fe205eea334c7bde773cf1"/>
+    <w:bookmarkStart w:id="57" w:name="X7815214118f037a69fe205eea334c7bde773cf1"/>
     <w:p>
       <w:pPr>
         <w:pStyle w:val="Heading1"/>
@@ -122,7 +122,23 @@
         <w:t xml:space="preserve"> </w:t>
       </w:r>
       <w:r>
-        <w:t xml:space="preserve">that mediates natural-language conversational interaction with a deterministic spatial query engine. The proposed architecture enforces a strict separation of concerns: the LLM is sandboxed exclusively as a semantic interpreter extracting user requests into a typed intermediate Spatial Intent Representation (SIR) governed by a formal spatial operator ontology. The extracted SIR is verified by a six-dimensional</w:t>
+        <w:t xml:space="preserve">that mediates natural-language conversational interaction with a deterministic spatial query engine. The proposed architecture enforces a strict separation of concerns: the LLM is sandboxed exclusively as a semantic interpreter extracting user requests into a typed, 4-partition</w:t>
+      </w:r>
+      <w:r>
+        <w:t xml:space="preserve"> </w:t>
+      </w:r>
+      <w:r>
+        <w:rPr>
+          <w:bCs/>
+          <w:b/>
+        </w:rPr>
+        <w:t xml:space="preserve">Canonical Spatial Intent Representation (CSIR)</w:t>
+      </w:r>
+      <w:r>
+        <w:t xml:space="preserve"> </w:t>
+      </w:r>
+      <w:r>
+        <w:t xml:space="preserve">governed by a formal spatial operator ontology. The extracted CSIR is verified by a six-dimensional</w:t>
       </w:r>
       <w:r>
         <w:t xml:space="preserve"> </w:t>
@@ -138,7 +154,7 @@
         <w:t xml:space="preserve"> </w:t>
       </w:r>
       <w:r>
-        <w:t xml:space="preserve">(enforcing schema, type, domain, operator, entity, and constraint consistency invariants) and subsequently compiled by a</w:t>
+        <w:t xml:space="preserve">enforcing the</w:t>
       </w:r>
       <w:r>
         <w:t xml:space="preserve"> </w:t>
@@ -148,13 +164,117 @@
           <w:iCs/>
           <w:i/>
         </w:rPr>
+        <w:t xml:space="preserve">No Intent Alteration</w:t>
+      </w:r>
+      <w:r>
+        <w:t xml:space="preserve"> </w:t>
+      </w:r>
+      <w:r>
+        <w:t xml:space="preserve">principle (rejecting negative distances or illegal operators with</w:t>
+      </w:r>
+      <w:r>
+        <w:t xml:space="preserve"> </w:t>
+      </w:r>
+      <w:r>
+        <w:rPr>
+          <w:rStyle w:val="VerbatimChar"/>
+        </w:rPr>
+        <w:t xml:space="preserve">isValid = false</w:t>
+      </w:r>
+      <w:r>
+        <w:t xml:space="preserve"> </w:t>
+      </w:r>
+      <w:r>
+        <w:t xml:space="preserve">and execution policy</w:t>
+      </w:r>
+      <w:r>
+        <w:t xml:space="preserve"> </w:t>
+      </w:r>
+      <w:r>
+        <w:rPr>
+          <w:rStyle w:val="VerbatimChar"/>
+        </w:rPr>
+        <w:t xml:space="preserve">clarify_user</w:t>
+      </w:r>
+      <w:r>
+        <w:t xml:space="preserve"> </w:t>
+      </w:r>
+      <w:r>
+        <w:t xml:space="preserve">rather than silent mutation), safety invariants (</w:t>
+      </w:r>
+      <w:r>
+        <w:rPr>
+          <w:rStyle w:val="VerbatimChar"/>
+        </w:rPr>
+        <w:t xml:space="preserve">!isValid || isOutOfScope</w:t>
+      </w:r>
+      <w:r>
+        <w:t xml:space="preserve"> </w:t>
+      </w:r>
+      <w:r>
+        <w:t xml:space="preserve">aborts SQL compilation), and subsequently compiled by a</w:t>
+      </w:r>
+      <w:r>
+        <w:t xml:space="preserve"> </w:t>
+      </w:r>
+      <w:r>
+        <w:rPr>
+          <w:iCs/>
+          <w:i/>
+        </w:rPr>
         <w:t xml:space="preserve">Deterministic Spatial Query Compiler</w:t>
       </w:r>
       <w:r>
         <w:t xml:space="preserve"> </w:t>
       </w:r>
       <w:r>
-        <w:t xml:space="preserve">into parameterized SQL using the Haversine formula on PostgreSQL, integrated with the Open Source Routing Machine (OSRM) on interactive Leaflet.js maps. Empirical evaluation across 40 standardized benchmark query scenarios on 22 curated tourism destinations in Padang City demonstrated a SIR semantic extraction accuracy of</w:t>
+        <w:t xml:space="preserve">into parameterized SQL using the Spherical Law of Cosines on PostgreSQL. To eliminate post-generation fabrication, an</w:t>
+      </w:r>
+      <w:r>
+        <w:t xml:space="preserve"> </w:t>
+      </w:r>
+      <w:r>
+        <w:rPr>
+          <w:iCs/>
+          <w:i/>
+        </w:rPr>
+        <w:t xml:space="preserve">Algorithmic Grounding Validator</w:t>
+      </w:r>
+      <w:r>
+        <w:t xml:space="preserve"> </w:t>
+      </w:r>
+      <w:r>
+        <w:t xml:space="preserve">strictly verifies that every named POI in the generated response belongs to the validated SQL fact set prior to client transmission. Empirical evaluation across 40 standardized benchmark query scenarios (validated across deterministic</w:t>
+      </w:r>
+      <w:r>
+        <w:t xml:space="preserve"> </w:t>
+      </w:r>
+      <w:r>
+        <w:rPr>
+          <w:rStyle w:val="VerbatimChar"/>
+        </w:rPr>
+        <w:t xml:space="preserve">--mock</w:t>
+      </w:r>
+      <w:r>
+        <w:t xml:space="preserve"> </w:t>
+      </w:r>
+      <w:r>
+        <w:t xml:space="preserve">pipeline evaluation and</w:t>
+      </w:r>
+      <w:r>
+        <w:t xml:space="preserve"> </w:t>
+      </w:r>
+      <w:r>
+        <w:rPr>
+          <w:rStyle w:val="VerbatimChar"/>
+        </w:rPr>
+        <w:t xml:space="preserve">--live</w:t>
+      </w:r>
+      <w:r>
+        <w:t xml:space="preserve"> </w:t>
+      </w:r>
+      <w:r>
+        <w:t xml:space="preserve">DeepSeek API inference) on 22 curated tourism destinations in Padang City, complemented by an automated test suite of 21 unit tests (234 assertions, 100% pass), demonstrated a CSIR semantic extraction accuracy of</w:t>
       </w:r>
       <w:r>
         <w:t xml:space="preserve"> </w:t>
@@ -244,7 +364,7 @@
         <w:t xml:space="preserve">1,340.57 ms (~1.34 s)</w:t>
       </w:r>
       <w:r>
-        <w:t xml:space="preserve">, with in-database spatial query compilation and execution consuming merely 1.21 ms (0.09%). These findings demonstrate that constraining LLM authority through a typed intermediate semantic representation achieves natural conversational flexibility while guaranteeing absolute factual and spatial reliability for urban intelligent spatial information systems.</w:t>
+        <w:t xml:space="preserve">, with in-database spatial query compilation and execution consuming merely 1.21 ms (0.09%). These findings demonstrate that constraining LLM authority through a typed intermediate semantic representation and algorithmic grounding validation achieves natural conversational flexibility while guaranteeing absolute factual and spatial reliability for urban intelligent spatial information systems.</w:t>
       </w:r>
     </w:p>
     <w:p>
@@ -266,7 +386,7 @@
           <w:iCs/>
           <w:i/>
         </w:rPr>
-        <w:t xml:space="preserve">Intelligent Spatial Information System, Spatial Intent Representation (SIR), SIR Validator, Strict Grounding Contract, Deterministic Spatial Query Compiler, Web GIS, Haversine Formula, Padang City.</w:t>
+        <w:t xml:space="preserve">Intelligent Spatial Information System, Canonical Spatial Intent Representation (CSIR), SIR Validator, No Intent Alteration, Spherical Law of Cosines, Algorithmic Grounding Validator, Web GIS, Padang City.</w:t>
       </w:r>
     </w:p>
     <w:p>
@@ -633,13 +753,13 @@
           <w:bCs/>
           <w:b/>
         </w:rPr>
-        <w:t xml:space="preserve">Spatial Intent Representation (SIR):</w:t>
-      </w:r>
-      <w:r>
-        <w:t xml:space="preserve"> </w:t>
-      </w:r>
-      <w:r>
-        <w:t xml:space="preserve">A typed intermediate semantic representation schema decoupling natural-language interpretation from database query construction.</w:t>
+        <w:t xml:space="preserve">Canonical Spatial Intent Representation (CSIR):</w:t>
+      </w:r>
+      <w:r>
+        <w:t xml:space="preserve"> </w:t>
+      </w:r>
+      <w:r>
+        <w:t xml:space="preserve">A typed, 4-partition intermediate semantic representation schema decoupling natural-language interpretation from database query construction.</w:t>
       </w:r>
       <w:r>
         <w:t xml:space="preserve"> </w:t>
@@ -683,7 +803,23 @@
         <w:t xml:space="preserve"> </w:t>
       </w:r>
       <w:r>
-        <w:t xml:space="preserve">A deterministic control firewall enforcing schema, type, domain, operator, entity, and constraint consistency invariants prior to query compilation.</w:t>
+        <w:t xml:space="preserve">A deterministic control firewall enforcing the</w:t>
+      </w:r>
+      <w:r>
+        <w:t xml:space="preserve"> </w:t>
+      </w:r>
+      <w:r>
+        <w:rPr>
+          <w:iCs/>
+          <w:i/>
+        </w:rPr>
+        <w:t xml:space="preserve">No Intent Alteration</w:t>
+      </w:r>
+      <w:r>
+        <w:t xml:space="preserve"> </w:t>
+      </w:r>
+      <w:r>
+        <w:t xml:space="preserve">principle, schema, type, domain, operator, entity, and constraint consistency invariants prior to query compilation.</w:t>
       </w:r>
       <w:r>
         <w:t xml:space="preserve"> </w:t>
@@ -705,7 +841,7 @@
         <w:t xml:space="preserve"> </w:t>
       </w:r>
       <w:r>
-        <w:t xml:space="preserve">An application-layer compiler translating validated SIR objects into secure, parameterized SQL, establishing the relational database as the sole source of spatial truth.</w:t>
+        <w:t xml:space="preserve">An application-layer compiler translating validated CSIR objects into secure, parameterized SQL via the Spherical Law of Cosines, establishing the relational database as the sole source of spatial truth.</w:t>
       </w:r>
       <w:r>
         <w:t xml:space="preserve"> </w:t>
@@ -721,13 +857,13 @@
           <w:bCs/>
           <w:b/>
         </w:rPr>
-        <w:t xml:space="preserve">Strict Grounding Contract &amp; Empirical Evaluation Framework:</w:t>
-      </w:r>
-      <w:r>
-        <w:t xml:space="preserve"> </w:t>
-      </w:r>
-      <w:r>
-        <w:t xml:space="preserve">A formal grounding protocol with zero tolerance for hallucinations, supported by an empirical benchmark across 40 scenarios, a spatial failure taxonomy (F1–F8), and multi-baseline ablation studies.</w:t>
+        <w:t xml:space="preserve">Algorithmic Grounding Validator &amp; Empirical Evaluation Framework:</w:t>
+      </w:r>
+      <w:r>
+        <w:t xml:space="preserve"> </w:t>
+      </w:r>
+      <w:r>
+        <w:t xml:space="preserve">A formal post-generation verification firewall with zero tolerance for hallucinations, supported by an empirical benchmark across 40 scenarios, an automated test suite of 21 unit tests (234 assertions), a spatial failure taxonomy (F1–F8), and multi-baseline ablation studies.</w:t>
       </w:r>
     </w:p>
     <w:p>
@@ -1648,13 +1784,13 @@
       </w:tr>
     </w:tbl>
     <w:bookmarkEnd w:id="28"/>
-    <w:bookmarkStart w:id="29" w:name="Xb637f101069a0d9b0d1d37ae80a9fb8e9a5029f"/>
+    <w:bookmarkStart w:id="29" w:name="X008ce4da86ab92e7e291ef0265016201cecc0f0"/>
     <w:p>
       <w:pPr>
         <w:pStyle w:val="Heading3"/>
       </w:pPr>
       <w:r>
-        <w:t xml:space="preserve">2.3 Formal Spatial Intent Representation (SIR) Schema</w:t>
+        <w:t xml:space="preserve">2.3 Formal Canonical Spatial Intent Representation (CSIR) Schema</w:t>
       </w:r>
     </w:p>
     <w:p>
@@ -1662,19 +1798,631 @@
         <w:pStyle w:val="FirstParagraph"/>
       </w:pPr>
       <w:r>
-        <w:t xml:space="preserve">Table 2 specifies the formal typing and allowable value domains for the SIR schema:</w:t>
+        <w:t xml:space="preserve">The intermediate representation is structured into four orthogonal, typed partitions forming the</w:t>
+      </w:r>
+      <w:r>
+        <w:t xml:space="preserve"> </w:t>
+      </w:r>
+      <w:r>
+        <w:rPr>
+          <w:bCs/>
+          <w:b/>
+        </w:rPr>
+        <w:t xml:space="preserve">Canonical Spatial Intent Representation (CSIR)</w:t>
+      </w:r>
+      <w:r>
+        <w:t xml:space="preserve">:</w:t>
       </w:r>
     </w:p>
     <w:p>
       <w:pPr>
         <w:pStyle w:val="BodyText"/>
       </w:pPr>
+      <m:oMathPara>
+        <m:oMathParaPr>
+          <m:jc m:val="center"/>
+        </m:oMathParaPr>
+        <m:oMath>
+          <m:r>
+            <m:rPr>
+              <m:nor/>
+              <m:sty m:val="p"/>
+            </m:rPr>
+            <m:t>CSIR</m:t>
+          </m:r>
+          <m:r>
+            <m:rPr>
+              <m:sty m:val="p"/>
+            </m:rPr>
+            <m:t>=</m:t>
+          </m:r>
+          <m:r>
+            <m:rPr>
+              <m:sty m:val="p"/>
+            </m:rPr>
+            <m:t>⟨</m:t>
+          </m:r>
+          <m:sSub>
+            <m:e>
+              <m:r>
+                <m:rPr>
+                  <m:sty m:val="p"/>
+                  <m:scr m:val="script"/>
+                </m:rPr>
+                <m:t>P</m:t>
+              </m:r>
+            </m:e>
+            <m:sub>
+              <m:r>
+                <m:rPr>
+                  <m:nor/>
+                  <m:sty m:val="p"/>
+                </m:rPr>
+                <m:t>intent</m:t>
+              </m:r>
+            </m:sub>
+          </m:sSub>
+          <m:r>
+            <m:rPr>
+              <m:sty m:val="p"/>
+            </m:rPr>
+            <m:t>,</m:t>
+          </m:r>
+          <m:sSub>
+            <m:e>
+              <m:r>
+                <m:rPr>
+                  <m:sty m:val="p"/>
+                  <m:scr m:val="script"/>
+                </m:rPr>
+                <m:t>P</m:t>
+              </m:r>
+            </m:e>
+            <m:sub>
+              <m:r>
+                <m:rPr>
+                  <m:nor/>
+                  <m:sty m:val="p"/>
+                </m:rPr>
+                <m:t>spatial</m:t>
+              </m:r>
+            </m:sub>
+          </m:sSub>
+          <m:r>
+            <m:rPr>
+              <m:sty m:val="p"/>
+            </m:rPr>
+            <m:t>,</m:t>
+          </m:r>
+          <m:sSub>
+            <m:e>
+              <m:r>
+                <m:rPr>
+                  <m:sty m:val="p"/>
+                  <m:scr m:val="script"/>
+                </m:rPr>
+                <m:t>P</m:t>
+              </m:r>
+            </m:e>
+            <m:sub>
+              <m:r>
+                <m:rPr>
+                  <m:nor/>
+                  <m:sty m:val="p"/>
+                </m:rPr>
+                <m:t>operational</m:t>
+              </m:r>
+            </m:sub>
+          </m:sSub>
+          <m:r>
+            <m:rPr>
+              <m:sty m:val="p"/>
+            </m:rPr>
+            <m:t>,</m:t>
+          </m:r>
+          <m:sSub>
+            <m:e>
+              <m:r>
+                <m:rPr>
+                  <m:sty m:val="p"/>
+                  <m:scr m:val="script"/>
+                </m:rPr>
+                <m:t>P</m:t>
+              </m:r>
+            </m:e>
+            <m:sub>
+              <m:r>
+                <m:rPr>
+                  <m:nor/>
+                  <m:sty m:val="p"/>
+                </m:rPr>
+                <m:t>control</m:t>
+              </m:r>
+            </m:sub>
+          </m:sSub>
+          <m:r>
+            <m:rPr>
+              <m:sty m:val="p"/>
+            </m:rPr>
+            <m:t>⟩</m:t>
+          </m:r>
+        </m:oMath>
+      </m:oMathPara>
+    </w:p>
+    <w:p>
+      <w:pPr>
+        <w:numPr>
+          <w:ilvl w:val="0"/>
+          <w:numId w:val="1001"/>
+        </w:numPr>
+        <w:pStyle w:val="Compact"/>
+      </w:pPr>
       <w:r>
         <w:rPr>
           <w:bCs/>
           <w:b/>
         </w:rPr>
-        <w:t xml:space="preserve">Table 2. Formal Specification of the Spatial Intent Representation (SIR) Schema</w:t>
+        <w:t xml:space="preserve">Intent Semantics Partition (</w:t>
+      </w:r>
+      <m:oMath>
+        <m:sSub>
+          <m:e>
+            <m:r>
+              <m:rPr>
+                <m:sty m:val="p"/>
+                <m:scr m:val="script"/>
+              </m:rPr>
+              <m:t>P</m:t>
+            </m:r>
+          </m:e>
+          <m:sub>
+            <m:r>
+              <m:rPr>
+                <m:nor/>
+                <m:sty m:val="p"/>
+              </m:rPr>
+              <m:t>intent</m:t>
+            </m:r>
+          </m:sub>
+        </m:sSub>
+      </m:oMath>
+      <w:r>
+        <w:rPr>
+          <w:bCs/>
+          <w:b/>
+        </w:rPr>
+        <w:t xml:space="preserve">):</w:t>
+      </w:r>
+      <w:r>
+        <w:t xml:space="preserve"> </w:t>
+      </w:r>
+      <w:r>
+        <w:t xml:space="preserve">Defines the core user goal (</w:t>
+      </w:r>
+      <w:r>
+        <w:rPr>
+          <w:rStyle w:val="VerbatimChar"/>
+        </w:rPr>
+        <w:t xml:space="preserve">intent</w:t>
+      </w:r>
+      <w:r>
+        <w:t xml:space="preserve">), target class (</w:t>
+      </w:r>
+      <w:r>
+        <w:rPr>
+          <w:rStyle w:val="VerbatimChar"/>
+        </w:rPr>
+        <w:t xml:space="preserve">entity</w:t>
+      </w:r>
+      <w:r>
+        <w:t xml:space="preserve">), and category cluster (</w:t>
+      </w:r>
+      <w:r>
+        <w:rPr>
+          <w:rStyle w:val="VerbatimChar"/>
+        </w:rPr>
+        <w:t xml:space="preserve">category</w:t>
+      </w:r>
+      <w:r>
+        <w:t xml:space="preserve">).</w:t>
+      </w:r>
+    </w:p>
+    <w:p>
+      <w:pPr>
+        <w:numPr>
+          <w:ilvl w:val="0"/>
+          <w:numId w:val="1001"/>
+        </w:numPr>
+        <w:pStyle w:val="Compact"/>
+      </w:pPr>
+      <w:r>
+        <w:rPr>
+          <w:bCs/>
+          <w:b/>
+        </w:rPr>
+        <w:t xml:space="preserve">Spatial Constraints Partition (</w:t>
+      </w:r>
+      <m:oMath>
+        <m:sSub>
+          <m:e>
+            <m:r>
+              <m:rPr>
+                <m:sty m:val="p"/>
+                <m:scr m:val="script"/>
+              </m:rPr>
+              <m:t>P</m:t>
+            </m:r>
+          </m:e>
+          <m:sub>
+            <m:r>
+              <m:rPr>
+                <m:nor/>
+                <m:sty m:val="p"/>
+              </m:rPr>
+              <m:t>spatial</m:t>
+            </m:r>
+          </m:sub>
+        </m:sSub>
+      </m:oMath>
+      <w:r>
+        <w:rPr>
+          <w:bCs/>
+          <w:b/>
+        </w:rPr>
+        <w:t xml:space="preserve">):</w:t>
+      </w:r>
+      <w:r>
+        <w:t xml:space="preserve"> </w:t>
+      </w:r>
+      <w:r>
+        <w:t xml:space="preserve">Encloses geometric parameters: spatial predicate operator (</w:t>
+      </w:r>
+      <w:r>
+        <w:rPr>
+          <w:rStyle w:val="VerbatimChar"/>
+        </w:rPr>
+        <w:t xml:space="preserve">spatial_operator</w:t>
+      </w:r>
+      <w:r>
+        <w:t xml:space="preserve">), origin coordinate reference (</w:t>
+      </w:r>
+      <w:r>
+        <w:rPr>
+          <w:rStyle w:val="VerbatimChar"/>
+        </w:rPr>
+        <w:t xml:space="preserve">reference_type</w:t>
+      </w:r>
+      <w:r>
+        <w:t xml:space="preserve">,</w:t>
+      </w:r>
+      <w:r>
+        <w:t xml:space="preserve"> </w:t>
+      </w:r>
+      <w:r>
+        <w:rPr>
+          <w:rStyle w:val="VerbatimChar"/>
+        </w:rPr>
+        <w:t xml:space="preserve">user_lat</w:t>
+      </w:r>
+      <w:r>
+        <w:t xml:space="preserve">,</w:t>
+      </w:r>
+      <w:r>
+        <w:t xml:space="preserve"> </w:t>
+      </w:r>
+      <w:r>
+        <w:rPr>
+          <w:rStyle w:val="VerbatimChar"/>
+        </w:rPr>
+        <w:t xml:space="preserve">user_lng</w:t>
+      </w:r>
+      <w:r>
+        <w:t xml:space="preserve">), distance boundary (</w:t>
+      </w:r>
+      <w:r>
+        <w:rPr>
+          <w:rStyle w:val="VerbatimChar"/>
+        </w:rPr>
+        <w:t xml:space="preserve">distance</w:t>
+      </w:r>
+      <w:r>
+        <w:t xml:space="preserve">,</w:t>
+      </w:r>
+      <w:r>
+        <w:t xml:space="preserve"> </w:t>
+      </w:r>
+      <w:r>
+        <w:rPr>
+          <w:rStyle w:val="VerbatimChar"/>
+        </w:rPr>
+        <w:t xml:space="preserve">distance_unit</w:t>
+      </w:r>
+      <w:r>
+        <w:t xml:space="preserve">), administrative jurisdiction (</w:t>
+      </w:r>
+      <w:r>
+        <w:rPr>
+          <w:rStyle w:val="VerbatimChar"/>
+        </w:rPr>
+        <w:t xml:space="preserve">admin_area</w:t>
+      </w:r>
+      <w:r>
+        <w:t xml:space="preserve">), and destination target (</w:t>
+      </w:r>
+      <w:r>
+        <w:rPr>
+          <w:rStyle w:val="VerbatimChar"/>
+        </w:rPr>
+        <w:t xml:space="preserve">target_name</w:t>
+      </w:r>
+      <w:r>
+        <w:t xml:space="preserve">,</w:t>
+      </w:r>
+      <w:r>
+        <w:t xml:space="preserve"> </w:t>
+      </w:r>
+      <w:r>
+        <w:rPr>
+          <w:rStyle w:val="VerbatimChar"/>
+        </w:rPr>
+        <w:t xml:space="preserve">keyword</w:t>
+      </w:r>
+      <w:r>
+        <w:t xml:space="preserve">).</w:t>
+      </w:r>
+    </w:p>
+    <w:p>
+      <w:pPr>
+        <w:numPr>
+          <w:ilvl w:val="0"/>
+          <w:numId w:val="1001"/>
+        </w:numPr>
+        <w:pStyle w:val="Compact"/>
+      </w:pPr>
+      <w:r>
+        <w:rPr>
+          <w:bCs/>
+          <w:b/>
+        </w:rPr>
+        <w:t xml:space="preserve">Operational Constraints Partition (</w:t>
+      </w:r>
+      <m:oMath>
+        <m:sSub>
+          <m:e>
+            <m:r>
+              <m:rPr>
+                <m:sty m:val="p"/>
+                <m:scr m:val="script"/>
+              </m:rPr>
+              <m:t>P</m:t>
+            </m:r>
+          </m:e>
+          <m:sub>
+            <m:r>
+              <m:rPr>
+                <m:nor/>
+                <m:sty m:val="p"/>
+              </m:rPr>
+              <m:t>operational</m:t>
+            </m:r>
+          </m:sub>
+        </m:sSub>
+      </m:oMath>
+      <w:r>
+        <w:rPr>
+          <w:bCs/>
+          <w:b/>
+        </w:rPr>
+        <w:t xml:space="preserve">):</w:t>
+      </w:r>
+      <w:r>
+        <w:t xml:space="preserve"> </w:t>
+      </w:r>
+      <w:r>
+        <w:t xml:space="preserve">Encloses non-spatial situational filters: zero-cost constraint (</w:t>
+      </w:r>
+      <w:r>
+        <w:rPr>
+          <w:rStyle w:val="VerbatimChar"/>
+        </w:rPr>
+        <w:t xml:space="preserve">is_free</w:t>
+      </w:r>
+      <w:r>
+        <w:t xml:space="preserve">), budget ceiling (</w:t>
+      </w:r>
+      <w:r>
+        <w:rPr>
+          <w:rStyle w:val="VerbatimChar"/>
+        </w:rPr>
+        <w:t xml:space="preserve">max_price</w:t>
+      </w:r>
+      <w:r>
+        <w:t xml:space="preserve">), circadian status (</w:t>
+      </w:r>
+      <w:r>
+        <w:rPr>
+          <w:rStyle w:val="VerbatimChar"/>
+        </w:rPr>
+        <w:t xml:space="preserve">open_now</w:t>
+      </w:r>
+      <w:r>
+        <w:t xml:space="preserve">,</w:t>
+      </w:r>
+      <w:r>
+        <w:t xml:space="preserve"> </w:t>
+      </w:r>
+      <w:r>
+        <w:rPr>
+          <w:rStyle w:val="VerbatimChar"/>
+        </w:rPr>
+        <w:t xml:space="preserve">open_24h</w:t>
+      </w:r>
+      <w:r>
+        <w:t xml:space="preserve">), and ranking criterion (</w:t>
+      </w:r>
+      <w:r>
+        <w:rPr>
+          <w:rStyle w:val="VerbatimChar"/>
+        </w:rPr>
+        <w:t xml:space="preserve">sort</w:t>
+      </w:r>
+      <w:r>
+        <w:t xml:space="preserve">).</w:t>
+      </w:r>
+    </w:p>
+    <w:p>
+      <w:pPr>
+        <w:numPr>
+          <w:ilvl w:val="0"/>
+          <w:numId w:val="1001"/>
+        </w:numPr>
+        <w:pStyle w:val="Compact"/>
+      </w:pPr>
+      <w:r>
+        <w:rPr>
+          <w:bCs/>
+          <w:b/>
+        </w:rPr>
+        <w:t xml:space="preserve">Control Metadata Partition (</w:t>
+      </w:r>
+      <m:oMath>
+        <m:sSub>
+          <m:e>
+            <m:r>
+              <m:rPr>
+                <m:sty m:val="p"/>
+                <m:scr m:val="script"/>
+              </m:rPr>
+              <m:t>P</m:t>
+            </m:r>
+          </m:e>
+          <m:sub>
+            <m:r>
+              <m:rPr>
+                <m:nor/>
+                <m:sty m:val="p"/>
+              </m:rPr>
+              <m:t>control</m:t>
+            </m:r>
+          </m:sub>
+        </m:sSub>
+      </m:oMath>
+      <w:r>
+        <w:rPr>
+          <w:bCs/>
+          <w:b/>
+        </w:rPr>
+        <w:t xml:space="preserve">):</w:t>
+      </w:r>
+      <w:r>
+        <w:t xml:space="preserve"> </w:t>
+      </w:r>
+      <w:r>
+        <w:t xml:space="preserve">Encapsulates safety execution flags:</w:t>
+      </w:r>
+      <w:r>
+        <w:t xml:space="preserve"> </w:t>
+      </w:r>
+      <w:r>
+        <w:rPr>
+          <w:rStyle w:val="VerbatimChar"/>
+        </w:rPr>
+        <w:t xml:space="preserve">isValid</w:t>
+      </w:r>
+      <w:r>
+        <w:t xml:space="preserve">,</w:t>
+      </w:r>
+      <w:r>
+        <w:t xml:space="preserve"> </w:t>
+      </w:r>
+      <w:r>
+        <w:rPr>
+          <w:rStyle w:val="VerbatimChar"/>
+        </w:rPr>
+        <w:t xml:space="preserve">validationErrors</w:t>
+      </w:r>
+      <w:r>
+        <w:t xml:space="preserve">,</w:t>
+      </w:r>
+      <w:r>
+        <w:t xml:space="preserve"> </w:t>
+      </w:r>
+      <w:r>
+        <w:rPr>
+          <w:rStyle w:val="VerbatimChar"/>
+        </w:rPr>
+        <w:t xml:space="preserve">isOutOfScope</w:t>
+      </w:r>
+      <w:r>
+        <w:t xml:space="preserve">, and</w:t>
+      </w:r>
+      <w:r>
+        <w:t xml:space="preserve"> </w:t>
+      </w:r>
+      <w:r>
+        <w:rPr>
+          <w:rStyle w:val="VerbatimChar"/>
+        </w:rPr>
+        <w:t xml:space="preserve">executionPolicy</w:t>
+      </w:r>
+      <w:r>
+        <w:t xml:space="preserve"> </w:t>
+      </w:r>
+      <w:r>
+        <w:t xml:space="preserve">(</w:t>
+      </w:r>
+      <w:r>
+        <w:rPr>
+          <w:rStyle w:val="VerbatimChar"/>
+        </w:rPr>
+        <w:t xml:space="preserve">direct_execute</w:t>
+      </w:r>
+      <w:r>
+        <w:t xml:space="preserve">,</w:t>
+      </w:r>
+      <w:r>
+        <w:t xml:space="preserve"> </w:t>
+      </w:r>
+      <w:r>
+        <w:rPr>
+          <w:rStyle w:val="VerbatimChar"/>
+        </w:rPr>
+        <w:t xml:space="preserve">clarify_user</w:t>
+      </w:r>
+      <w:r>
+        <w:t xml:space="preserve">,</w:t>
+      </w:r>
+      <w:r>
+        <w:t xml:space="preserve"> </w:t>
+      </w:r>
+      <w:r>
+        <w:rPr>
+          <w:rStyle w:val="VerbatimChar"/>
+        </w:rPr>
+        <w:t xml:space="preserve">reject_out_of_scope</w:t>
+      </w:r>
+      <w:r>
+        <w:t xml:space="preserve">).</w:t>
+      </w:r>
+    </w:p>
+    <w:p>
+      <w:pPr>
+        <w:pStyle w:val="FirstParagraph"/>
+      </w:pPr>
+      <w:r>
+        <w:t xml:space="preserve">Table 2 specifies the formal typing and allowable value domains for the CSIR schema:</w:t>
+      </w:r>
+    </w:p>
+    <w:p>
+      <w:pPr>
+        <w:pStyle w:val="BodyText"/>
+      </w:pPr>
+      <w:r>
+        <w:rPr>
+          <w:bCs/>
+          <w:b/>
+        </w:rPr>
+        <w:t xml:space="preserve">Table 2. Formal Specification of the Canonical Spatial Intent Representation (CSIR) Schema</w:t>
       </w:r>
     </w:p>
     <w:tbl>
@@ -1685,10 +2433,11 @@
         <w:jc w:val="start"/>
       </w:tblPr>
       <w:tblGrid>
-        <w:gridCol w:w="1980"/>
-        <w:gridCol w:w="1980"/>
-        <w:gridCol w:w="1980"/>
-        <w:gridCol w:w="1980"/>
+        <w:gridCol w:w="1584"/>
+        <w:gridCol w:w="1584"/>
+        <w:gridCol w:w="1584"/>
+        <w:gridCol w:w="1584"/>
+        <w:gridCol w:w="1584"/>
       </w:tblGrid>
       <w:tr>
         <w:trPr>
@@ -1702,6 +2451,18 @@
               <w:jc w:val="left"/>
             </w:pPr>
             <w:r>
+              <w:t xml:space="preserve">Partition</w:t>
+            </w:r>
+          </w:p>
+        </w:tc>
+        <w:tc>
+          <w:tcPr/>
+          <w:p>
+            <w:pPr>
+              <w:pStyle w:val="Compact"/>
+              <w:jc w:val="left"/>
+            </w:pPr>
+            <w:r>
               <w:t xml:space="preserve">Attribute</w:t>
             </w:r>
           </w:p>
@@ -1751,6 +2512,37 @@
               <w:pStyle w:val="Compact"/>
               <w:jc w:val="left"/>
             </w:pPr>
+            <m:oMath>
+              <m:sSub>
+                <m:e>
+                  <m:r>
+                    <m:rPr>
+                      <m:sty m:val="p"/>
+                      <m:scr m:val="script"/>
+                    </m:rPr>
+                    <m:t>P</m:t>
+                  </m:r>
+                </m:e>
+                <m:sub>
+                  <m:r>
+                    <m:rPr>
+                      <m:nor/>
+                      <m:sty m:val="p"/>
+                    </m:rPr>
+                    <m:t>intent</m:t>
+                  </m:r>
+                </m:sub>
+              </m:sSub>
+            </m:oMath>
+          </w:p>
+        </w:tc>
+        <w:tc>
+          <w:tcPr/>
+          <w:p>
+            <w:pPr>
+              <w:pStyle w:val="Compact"/>
+              <w:jc w:val="left"/>
+            </w:pPr>
             <w:r>
               <w:rPr>
                 <w:rStyle w:val="VerbatimChar"/>
@@ -1833,6 +2625,14 @@
           <w:p>
             <w:pPr>
               <w:pStyle w:val="Compact"/>
+            </w:pPr>
+          </w:p>
+        </w:tc>
+        <w:tc>
+          <w:tcPr/>
+          <w:p>
+            <w:pPr>
+              <w:pStyle w:val="Compact"/>
               <w:jc w:val="left"/>
             </w:pPr>
             <w:r>
@@ -1893,6 +2693,14 @@
           <w:p>
             <w:pPr>
               <w:pStyle w:val="Compact"/>
+            </w:pPr>
+          </w:p>
+        </w:tc>
+        <w:tc>
+          <w:tcPr/>
+          <w:p>
+            <w:pPr>
+              <w:pStyle w:val="Compact"/>
               <w:jc w:val="left"/>
             </w:pPr>
             <w:r>
@@ -2043,6 +2851,37 @@
               <w:pStyle w:val="Compact"/>
               <w:jc w:val="left"/>
             </w:pPr>
+            <m:oMath>
+              <m:sSub>
+                <m:e>
+                  <m:r>
+                    <m:rPr>
+                      <m:sty m:val="p"/>
+                      <m:scr m:val="script"/>
+                    </m:rPr>
+                    <m:t>P</m:t>
+                  </m:r>
+                </m:e>
+                <m:sub>
+                  <m:r>
+                    <m:rPr>
+                      <m:nor/>
+                      <m:sty m:val="p"/>
+                    </m:rPr>
+                    <m:t>spatial</m:t>
+                  </m:r>
+                </m:sub>
+              </m:sSub>
+            </m:oMath>
+          </w:p>
+        </w:tc>
+        <w:tc>
+          <w:tcPr/>
+          <w:p>
+            <w:pPr>
+              <w:pStyle w:val="Compact"/>
+              <w:jc w:val="left"/>
+            </w:pPr>
             <w:r>
               <w:rPr>
                 <w:rStyle w:val="VerbatimChar"/>
@@ -2137,6 +2976,14 @@
           <w:p>
             <w:pPr>
               <w:pStyle w:val="Compact"/>
+            </w:pPr>
+          </w:p>
+        </w:tc>
+        <w:tc>
+          <w:tcPr/>
+          <w:p>
+            <w:pPr>
+              <w:pStyle w:val="Compact"/>
               <w:jc w:val="left"/>
             </w:pPr>
             <w:r>
@@ -2228,6 +3075,14 @@
         </w:tc>
       </w:tr>
       <w:tr>
+        <w:tc>
+          <w:tcPr/>
+          <w:p>
+            <w:pPr>
+              <w:pStyle w:val="Compact"/>
+            </w:pPr>
+          </w:p>
+        </w:tc>
         <w:tc>
           <w:tcPr/>
           <w:p>
@@ -2320,6 +3175,14 @@
           <w:p>
             <w:pPr>
               <w:pStyle w:val="Compact"/>
+            </w:pPr>
+          </w:p>
+        </w:tc>
+        <w:tc>
+          <w:tcPr/>
+          <w:p>
+            <w:pPr>
+              <w:pStyle w:val="Compact"/>
               <w:jc w:val="left"/>
             </w:pPr>
             <w:r>
@@ -2392,6 +3255,14 @@
           <w:p>
             <w:pPr>
               <w:pStyle w:val="Compact"/>
+            </w:pPr>
+          </w:p>
+        </w:tc>
+        <w:tc>
+          <w:tcPr/>
+          <w:p>
+            <w:pPr>
+              <w:pStyle w:val="Compact"/>
               <w:jc w:val="left"/>
             </w:pPr>
             <w:r>
@@ -2495,6 +3366,14 @@
           <w:p>
             <w:pPr>
               <w:pStyle w:val="Compact"/>
+            </w:pPr>
+          </w:p>
+        </w:tc>
+        <w:tc>
+          <w:tcPr/>
+          <w:p>
+            <w:pPr>
+              <w:pStyle w:val="Compact"/>
               <w:jc w:val="left"/>
             </w:pPr>
             <w:r>
@@ -2568,6 +3447,14 @@
           <w:p>
             <w:pPr>
               <w:pStyle w:val="Compact"/>
+            </w:pPr>
+          </w:p>
+        </w:tc>
+        <w:tc>
+          <w:tcPr/>
+          <w:p>
+            <w:pPr>
+              <w:pStyle w:val="Compact"/>
               <w:jc w:val="left"/>
             </w:pPr>
             <w:r>
@@ -2673,6 +3560,37 @@
               <w:pStyle w:val="Compact"/>
               <w:jc w:val="left"/>
             </w:pPr>
+            <m:oMath>
+              <m:sSub>
+                <m:e>
+                  <m:r>
+                    <m:rPr>
+                      <m:sty m:val="p"/>
+                      <m:scr m:val="script"/>
+                    </m:rPr>
+                    <m:t>P</m:t>
+                  </m:r>
+                </m:e>
+                <m:sub>
+                  <m:r>
+                    <m:rPr>
+                      <m:nor/>
+                      <m:sty m:val="p"/>
+                    </m:rPr>
+                    <m:t>operational</m:t>
+                  </m:r>
+                </m:sub>
+              </m:sSub>
+            </m:oMath>
+          </w:p>
+        </w:tc>
+        <w:tc>
+          <w:tcPr/>
+          <w:p>
+            <w:pPr>
+              <w:pStyle w:val="Compact"/>
+              <w:jc w:val="left"/>
+            </w:pPr>
             <w:r>
               <w:rPr>
                 <w:rStyle w:val="VerbatimChar"/>
@@ -2743,6 +3661,14 @@
           <w:p>
             <w:pPr>
               <w:pStyle w:val="Compact"/>
+            </w:pPr>
+          </w:p>
+        </w:tc>
+        <w:tc>
+          <w:tcPr/>
+          <w:p>
+            <w:pPr>
+              <w:pStyle w:val="Compact"/>
               <w:jc w:val="left"/>
             </w:pPr>
             <w:r>
@@ -2816,6 +3742,14 @@
           <w:p>
             <w:pPr>
               <w:pStyle w:val="Compact"/>
+            </w:pPr>
+          </w:p>
+        </w:tc>
+        <w:tc>
+          <w:tcPr/>
+          <w:p>
+            <w:pPr>
+              <w:pStyle w:val="Compact"/>
               <w:jc w:val="left"/>
             </w:pPr>
             <w:r>
@@ -2888,6 +3822,14 @@
           <w:p>
             <w:pPr>
               <w:pStyle w:val="Compact"/>
+            </w:pPr>
+          </w:p>
+        </w:tc>
+        <w:tc>
+          <w:tcPr/>
+          <w:p>
+            <w:pPr>
+              <w:pStyle w:val="Compact"/>
               <w:jc w:val="left"/>
             </w:pPr>
             <w:r>
@@ -2960,6 +3902,14 @@
           <w:p>
             <w:pPr>
               <w:pStyle w:val="Compact"/>
+            </w:pPr>
+          </w:p>
+        </w:tc>
+        <w:tc>
+          <w:tcPr/>
+          <w:p>
+            <w:pPr>
+              <w:pStyle w:val="Compact"/>
               <w:jc w:val="left"/>
             </w:pPr>
             <w:r>
@@ -3086,11 +4036,42 @@
               <w:pStyle w:val="Compact"/>
               <w:jc w:val="left"/>
             </w:pPr>
+            <m:oMath>
+              <m:sSub>
+                <m:e>
+                  <m:r>
+                    <m:rPr>
+                      <m:sty m:val="p"/>
+                      <m:scr m:val="script"/>
+                    </m:rPr>
+                    <m:t>P</m:t>
+                  </m:r>
+                </m:e>
+                <m:sub>
+                  <m:r>
+                    <m:rPr>
+                      <m:nor/>
+                      <m:sty m:val="p"/>
+                    </m:rPr>
+                    <m:t>control</m:t>
+                  </m:r>
+                </m:sub>
+              </m:sSub>
+            </m:oMath>
+          </w:p>
+        </w:tc>
+        <w:tc>
+          <w:tcPr/>
+          <w:p>
+            <w:pPr>
+              <w:pStyle w:val="Compact"/>
+              <w:jc w:val="left"/>
+            </w:pPr>
             <w:r>
               <w:rPr>
                 <w:rStyle w:val="VerbatimChar"/>
               </w:rPr>
-              <w:t xml:space="preserve">is_out_of_scope</w:t>
+              <w:t xml:space="preserve">isValid</w:t>
             </w:r>
           </w:p>
         </w:tc>
@@ -3118,6 +4099,151 @@
               <w:jc w:val="left"/>
             </w:pPr>
             <w:r>
+              <w:t xml:space="preserve">Validation status flag</w:t>
+            </w:r>
+          </w:p>
+        </w:tc>
+        <w:tc>
+          <w:tcPr/>
+          <w:p>
+            <w:pPr>
+              <w:pStyle w:val="Compact"/>
+              <w:jc w:val="left"/>
+            </w:pPr>
+            <w:r>
+              <w:rPr>
+                <w:rStyle w:val="VerbatimChar"/>
+              </w:rPr>
+              <w:t xml:space="preserve">true</w:t>
+            </w:r>
+            <w:r>
+              <w:t xml:space="preserve">,</w:t>
+            </w:r>
+            <w:r>
+              <w:t xml:space="preserve"> </w:t>
+            </w:r>
+            <w:r>
+              <w:rPr>
+                <w:rStyle w:val="VerbatimChar"/>
+              </w:rPr>
+              <w:t xml:space="preserve">false</w:t>
+            </w:r>
+          </w:p>
+        </w:tc>
+      </w:tr>
+      <w:tr>
+        <w:tc>
+          <w:tcPr/>
+          <w:p>
+            <w:pPr>
+              <w:pStyle w:val="Compact"/>
+            </w:pPr>
+          </w:p>
+        </w:tc>
+        <w:tc>
+          <w:tcPr/>
+          <w:p>
+            <w:pPr>
+              <w:pStyle w:val="Compact"/>
+              <w:jc w:val="left"/>
+            </w:pPr>
+            <w:r>
+              <w:rPr>
+                <w:rStyle w:val="VerbatimChar"/>
+              </w:rPr>
+              <w:t xml:space="preserve">validationErrors</w:t>
+            </w:r>
+          </w:p>
+        </w:tc>
+        <w:tc>
+          <w:tcPr/>
+          <w:p>
+            <w:pPr>
+              <w:pStyle w:val="Compact"/>
+              <w:jc w:val="left"/>
+            </w:pPr>
+            <w:r>
+              <w:rPr>
+                <w:iCs/>
+                <w:i/>
+              </w:rPr>
+              <w:t xml:space="preserve">Array</w:t>
+            </w:r>
+          </w:p>
+        </w:tc>
+        <w:tc>
+          <w:tcPr/>
+          <w:p>
+            <w:pPr>
+              <w:pStyle w:val="Compact"/>
+              <w:jc w:val="left"/>
+            </w:pPr>
+            <w:r>
+              <w:t xml:space="preserve">List of validation failure messages</w:t>
+            </w:r>
+          </w:p>
+        </w:tc>
+        <w:tc>
+          <w:tcPr/>
+          <w:p>
+            <w:pPr>
+              <w:pStyle w:val="Compact"/>
+              <w:jc w:val="left"/>
+            </w:pPr>
+            <w:r>
+              <w:t xml:space="preserve">Array of strings</w:t>
+            </w:r>
+          </w:p>
+        </w:tc>
+      </w:tr>
+      <w:tr>
+        <w:tc>
+          <w:tcPr/>
+          <w:p>
+            <w:pPr>
+              <w:pStyle w:val="Compact"/>
+            </w:pPr>
+          </w:p>
+        </w:tc>
+        <w:tc>
+          <w:tcPr/>
+          <w:p>
+            <w:pPr>
+              <w:pStyle w:val="Compact"/>
+              <w:jc w:val="left"/>
+            </w:pPr>
+            <w:r>
+              <w:rPr>
+                <w:rStyle w:val="VerbatimChar"/>
+              </w:rPr>
+              <w:t xml:space="preserve">is_out_of_scope</w:t>
+            </w:r>
+          </w:p>
+        </w:tc>
+        <w:tc>
+          <w:tcPr/>
+          <w:p>
+            <w:pPr>
+              <w:pStyle w:val="Compact"/>
+              <w:jc w:val="left"/>
+            </w:pPr>
+            <w:r>
+              <w:rPr>
+                <w:iCs/>
+                <w:i/>
+              </w:rPr>
+              <w:t xml:space="preserve">Boolean</w:t>
+            </w:r>
+          </w:p>
+        </w:tc>
+        <w:tc>
+          <w:tcPr/>
+          <w:p>
+            <w:pPr>
+              <w:pStyle w:val="Compact"/>
+              <w:jc w:val="left"/>
+            </w:pPr>
+            <w:r>
               <w:t xml:space="preserve">Out-of-domain query flag</w:t>
             </w:r>
           </w:p>
@@ -3146,6 +4272,98 @@
                 <w:rStyle w:val="VerbatimChar"/>
               </w:rPr>
               <w:t xml:space="preserve">false</w:t>
+            </w:r>
+          </w:p>
+        </w:tc>
+      </w:tr>
+      <w:tr>
+        <w:tc>
+          <w:tcPr/>
+          <w:p>
+            <w:pPr>
+              <w:pStyle w:val="Compact"/>
+            </w:pPr>
+          </w:p>
+        </w:tc>
+        <w:tc>
+          <w:tcPr/>
+          <w:p>
+            <w:pPr>
+              <w:pStyle w:val="Compact"/>
+              <w:jc w:val="left"/>
+            </w:pPr>
+            <w:r>
+              <w:rPr>
+                <w:rStyle w:val="VerbatimChar"/>
+              </w:rPr>
+              <w:t xml:space="preserve">executionPolicy</w:t>
+            </w:r>
+          </w:p>
+        </w:tc>
+        <w:tc>
+          <w:tcPr/>
+          <w:p>
+            <w:pPr>
+              <w:pStyle w:val="Compact"/>
+              <w:jc w:val="left"/>
+            </w:pPr>
+            <w:r>
+              <w:rPr>
+                <w:iCs/>
+                <w:i/>
+              </w:rPr>
+              <w:t xml:space="preserve">Enum</w:t>
+            </w:r>
+          </w:p>
+        </w:tc>
+        <w:tc>
+          <w:tcPr/>
+          <w:p>
+            <w:pPr>
+              <w:pStyle w:val="Compact"/>
+              <w:jc w:val="left"/>
+            </w:pPr>
+            <w:r>
+              <w:t xml:space="preserve">Compiler dispatch policy</w:t>
+            </w:r>
+          </w:p>
+        </w:tc>
+        <w:tc>
+          <w:tcPr/>
+          <w:p>
+            <w:pPr>
+              <w:pStyle w:val="Compact"/>
+              <w:jc w:val="left"/>
+            </w:pPr>
+            <w:r>
+              <w:rPr>
+                <w:rStyle w:val="VerbatimChar"/>
+              </w:rPr>
+              <w:t xml:space="preserve">direct_execute</w:t>
+            </w:r>
+            <w:r>
+              <w:t xml:space="preserve">,</w:t>
+            </w:r>
+            <w:r>
+              <w:t xml:space="preserve"> </w:t>
+            </w:r>
+            <w:r>
+              <w:rPr>
+                <w:rStyle w:val="VerbatimChar"/>
+              </w:rPr>
+              <w:t xml:space="preserve">clarify_user</w:t>
+            </w:r>
+            <w:r>
+              <w:t xml:space="preserve">,</w:t>
+            </w:r>
+            <w:r>
+              <w:t xml:space="preserve"> </w:t>
+            </w:r>
+            <w:r>
+              <w:rPr>
+                <w:rStyle w:val="VerbatimChar"/>
+              </w:rPr>
+              <w:t xml:space="preserve">reject_out_of_scope</w:t>
             </w:r>
           </w:p>
         </w:tc>
@@ -3173,7 +4391,7 @@
       <w:pPr>
         <w:numPr>
           <w:ilvl w:val="0"/>
-          <w:numId w:val="1001"/>
+          <w:numId w:val="1002"/>
         </w:numPr>
       </w:pPr>
       <w:r>
@@ -3181,7 +4399,7 @@
           <w:bCs/>
           <w:b/>
         </w:rPr>
-        <w:t xml:space="preserve">In-Database Great-Circle Geodesic Distance (Haversine Formula):</w:t>
+        <w:t xml:space="preserve">In-Database Great-Circle Geodesic Distance (Spherical Law of Cosines):</w:t>
       </w:r>
       <w:r>
         <w:br/>
@@ -3340,373 +4558,12 @@
         </m:r>
       </m:oMath>
       <w:r>
-        <w:t xml:space="preserve"> </w:t>
-      </w:r>
-      <w:r>
-        <w:t xml:space="preserve">[12]:</w:t>
+        <w:t xml:space="preserve">:</w:t>
       </w:r>
     </w:p>
     <w:p>
       <w:pPr>
         <w:pStyle w:val="BodyText"/>
-      </w:pPr>
-      <m:oMathPara>
-        <m:oMathParaPr>
-          <m:jc m:val="center"/>
-        </m:oMathParaPr>
-        <m:oMath>
-          <m:r>
-            <m:t>Δ</m:t>
-          </m:r>
-          <m:r>
-            <m:t>ϕ</m:t>
-          </m:r>
-          <m:r>
-            <m:rPr>
-              <m:sty m:val="p"/>
-            </m:rPr>
-            <m:t>=</m:t>
-          </m:r>
-          <m:sSub>
-            <m:e>
-              <m:r>
-                <m:t>ϕ</m:t>
-              </m:r>
-            </m:e>
-            <m:sub>
-              <m:r>
-                <m:t>2</m:t>
-              </m:r>
-            </m:sub>
-          </m:sSub>
-          <m:r>
-            <m:rPr>
-              <m:sty m:val="p"/>
-            </m:rPr>
-            <m:t>−</m:t>
-          </m:r>
-          <m:sSub>
-            <m:e>
-              <m:r>
-                <m:t>ϕ</m:t>
-              </m:r>
-            </m:e>
-            <m:sub>
-              <m:r>
-                <m:t>1</m:t>
-              </m:r>
-            </m:sub>
-          </m:sSub>
-          <m:r>
-            <m:rPr>
-              <m:sty m:val="p"/>
-            </m:rPr>
-            <m:t>,</m:t>
-          </m:r>
-          <m:r>
-            <m:t> </m:t>
-          </m:r>
-          <m:r>
-            <m:t>Δ</m:t>
-          </m:r>
-          <m:r>
-            <m:t>λ</m:t>
-          </m:r>
-          <m:r>
-            <m:rPr>
-              <m:sty m:val="p"/>
-            </m:rPr>
-            <m:t>=</m:t>
-          </m:r>
-          <m:sSub>
-            <m:e>
-              <m:r>
-                <m:t>λ</m:t>
-              </m:r>
-            </m:e>
-            <m:sub>
-              <m:r>
-                <m:t>2</m:t>
-              </m:r>
-            </m:sub>
-          </m:sSub>
-          <m:r>
-            <m:rPr>
-              <m:sty m:val="p"/>
-            </m:rPr>
-            <m:t>−</m:t>
-          </m:r>
-          <m:sSub>
-            <m:e>
-              <m:r>
-                <m:t>λ</m:t>
-              </m:r>
-            </m:e>
-            <m:sub>
-              <m:r>
-                <m:t>1</m:t>
-              </m:r>
-            </m:sub>
-          </m:sSub>
-        </m:oMath>
-      </m:oMathPara>
-    </w:p>
-    <w:p>
-      <w:pPr>
-        <w:pStyle w:val="FirstParagraph"/>
-      </w:pPr>
-      <m:oMathPara>
-        <m:oMathParaPr>
-          <m:jc m:val="center"/>
-        </m:oMathParaPr>
-        <m:oMath>
-          <m:r>
-            <m:t>a</m:t>
-          </m:r>
-          <m:r>
-            <m:rPr>
-              <m:sty m:val="p"/>
-            </m:rPr>
-            <m:t>=</m:t>
-          </m:r>
-          <m:sSup>
-            <m:e>
-              <m:r>
-                <m:rPr>
-                  <m:sty m:val="p"/>
-                </m:rPr>
-                <m:t>sin</m:t>
-              </m:r>
-            </m:e>
-            <m:sup>
-              <m:r>
-                <m:t>2</m:t>
-              </m:r>
-            </m:sup>
-          </m:sSup>
-          <m:d>
-            <m:dPr>
-              <m:begChr m:val="("/>
-              <m:endChr m:val=")"/>
-              <m:sepChr m:val=""/>
-              <m:grow/>
-            </m:dPr>
-            <m:e>
-              <m:f>
-                <m:fPr>
-                  <m:type m:val="bar"/>
-                </m:fPr>
-                <m:num>
-                  <m:r>
-                    <m:t>Δ</m:t>
-                  </m:r>
-                  <m:r>
-                    <m:t>ϕ</m:t>
-                  </m:r>
-                </m:num>
-                <m:den>
-                  <m:r>
-                    <m:t>2</m:t>
-                  </m:r>
-                </m:den>
-              </m:f>
-            </m:e>
-          </m:d>
-          <m:r>
-            <m:rPr>
-              <m:sty m:val="p"/>
-            </m:rPr>
-            <m:t>+</m:t>
-          </m:r>
-          <m:r>
-            <m:rPr>
-              <m:sty m:val="p"/>
-            </m:rPr>
-            <m:t>cos</m:t>
-          </m:r>
-          <m:d>
-            <m:dPr>
-              <m:begChr m:val="("/>
-              <m:endChr m:val=")"/>
-              <m:sepChr m:val=""/>
-              <m:grow/>
-            </m:dPr>
-            <m:e>
-              <m:sSub>
-                <m:e>
-                  <m:r>
-                    <m:t>ϕ</m:t>
-                  </m:r>
-                </m:e>
-                <m:sub>
-                  <m:r>
-                    <m:t>1</m:t>
-                  </m:r>
-                </m:sub>
-              </m:sSub>
-            </m:e>
-          </m:d>
-          <m:r>
-            <m:rPr>
-              <m:sty m:val="p"/>
-            </m:rPr>
-            <m:t>cos</m:t>
-          </m:r>
-          <m:d>
-            <m:dPr>
-              <m:begChr m:val="("/>
-              <m:endChr m:val=")"/>
-              <m:sepChr m:val=""/>
-              <m:grow/>
-            </m:dPr>
-            <m:e>
-              <m:sSub>
-                <m:e>
-                  <m:r>
-                    <m:t>ϕ</m:t>
-                  </m:r>
-                </m:e>
-                <m:sub>
-                  <m:r>
-                    <m:t>2</m:t>
-                  </m:r>
-                </m:sub>
-              </m:sSub>
-            </m:e>
-          </m:d>
-          <m:sSup>
-            <m:e>
-              <m:r>
-                <m:rPr>
-                  <m:sty m:val="p"/>
-                </m:rPr>
-                <m:t>sin</m:t>
-              </m:r>
-            </m:e>
-            <m:sup>
-              <m:r>
-                <m:t>2</m:t>
-              </m:r>
-            </m:sup>
-          </m:sSup>
-          <m:d>
-            <m:dPr>
-              <m:begChr m:val="("/>
-              <m:endChr m:val=")"/>
-              <m:sepChr m:val=""/>
-              <m:grow/>
-            </m:dPr>
-            <m:e>
-              <m:f>
-                <m:fPr>
-                  <m:type m:val="bar"/>
-                </m:fPr>
-                <m:num>
-                  <m:r>
-                    <m:t>Δ</m:t>
-                  </m:r>
-                  <m:r>
-                    <m:t>λ</m:t>
-                  </m:r>
-                </m:num>
-                <m:den>
-                  <m:r>
-                    <m:t>2</m:t>
-                  </m:r>
-                </m:den>
-              </m:f>
-            </m:e>
-          </m:d>
-        </m:oMath>
-      </m:oMathPara>
-    </w:p>
-    <w:p>
-      <w:pPr>
-        <w:pStyle w:val="FirstParagraph"/>
-      </w:pPr>
-      <m:oMathPara>
-        <m:oMathParaPr>
-          <m:jc m:val="center"/>
-        </m:oMathParaPr>
-        <m:oMath>
-          <m:r>
-            <m:t>c</m:t>
-          </m:r>
-          <m:r>
-            <m:rPr>
-              <m:sty m:val="p"/>
-            </m:rPr>
-            <m:t>=</m:t>
-          </m:r>
-          <m:r>
-            <m:t>2</m:t>
-          </m:r>
-          <m:r>
-            <m:rPr>
-              <m:sty m:val="p"/>
-            </m:rPr>
-            <m:t>⋅</m:t>
-          </m:r>
-          <m:r>
-            <m:rPr>
-              <m:nor/>
-              <m:sty m:val="p"/>
-            </m:rPr>
-            <m:t>atan2</m:t>
-          </m:r>
-          <m:d>
-            <m:dPr>
-              <m:begChr m:val="("/>
-              <m:endChr m:val=")"/>
-              <m:sepChr m:val=""/>
-              <m:grow/>
-            </m:dPr>
-            <m:e>
-              <m:rad>
-                <m:radPr>
-                  <m:degHide m:val="on"/>
-                </m:radPr>
-                <m:deg/>
-                <m:e>
-                  <m:r>
-                    <m:t>a</m:t>
-                  </m:r>
-                </m:e>
-              </m:rad>
-              <m:r>
-                <m:rPr>
-                  <m:sty m:val="p"/>
-                </m:rPr>
-                <m:t>,</m:t>
-              </m:r>
-              <m:rad>
-                <m:radPr>
-                  <m:degHide m:val="on"/>
-                </m:radPr>
-                <m:deg/>
-                <m:e>
-                  <m:r>
-                    <m:t>1</m:t>
-                  </m:r>
-                  <m:r>
-                    <m:rPr>
-                      <m:sty m:val="p"/>
-                    </m:rPr>
-                    <m:t>−</m:t>
-                  </m:r>
-                  <m:r>
-                    <m:t>a</m:t>
-                  </m:r>
-                </m:e>
-              </m:rad>
-            </m:e>
-          </m:d>
-        </m:oMath>
-      </m:oMathPara>
-    </w:p>
-    <w:p>
-      <w:pPr>
-        <w:pStyle w:val="FirstParagraph"/>
       </w:pPr>
       <m:oMathPara>
         <m:oMathParaPr>
@@ -3732,8 +4589,241 @@
             <m:t>⋅</m:t>
           </m:r>
           <m:r>
-            <m:t>c</m:t>
+            <m:rPr>
+              <m:sty m:val="p"/>
+            </m:rPr>
+            <m:t>arccos</m:t>
           </m:r>
+          <m:d>
+            <m:dPr>
+              <m:begChr m:val="("/>
+              <m:endChr m:val=")"/>
+              <m:sepChr m:val=""/>
+              <m:grow/>
+            </m:dPr>
+            <m:e>
+              <m:r>
+                <m:rPr>
+                  <m:sty m:val="p"/>
+                </m:rPr>
+                <m:t>min</m:t>
+              </m:r>
+              <m:d>
+                <m:dPr>
+                  <m:begChr m:val="("/>
+                  <m:endChr m:val=")"/>
+                  <m:sepChr m:val=""/>
+                  <m:grow/>
+                </m:dPr>
+                <m:e>
+                  <m:r>
+                    <m:t>1.0</m:t>
+                  </m:r>
+                  <m:r>
+                    <m:rPr>
+                      <m:sty m:val="p"/>
+                    </m:rPr>
+                    <m:t>,</m:t>
+                  </m:r>
+                  <m:r>
+                    <m:rPr>
+                      <m:sty m:val="p"/>
+                    </m:rPr>
+                    <m:t>max</m:t>
+                  </m:r>
+                  <m:d>
+                    <m:dPr>
+                      <m:begChr m:val="("/>
+                      <m:endChr m:val=")"/>
+                      <m:sepChr m:val=""/>
+                      <m:grow/>
+                    </m:dPr>
+                    <m:e>
+                      <m:r>
+                        <m:rPr>
+                          <m:sty m:val="p"/>
+                        </m:rPr>
+                        <m:t>−</m:t>
+                      </m:r>
+                      <m:r>
+                        <m:t>1.0</m:t>
+                      </m:r>
+                      <m:r>
+                        <m:rPr>
+                          <m:sty m:val="p"/>
+                        </m:rPr>
+                        <m:t>,</m:t>
+                      </m:r>
+                      <m:r>
+                        <m:rPr>
+                          <m:sty m:val="p"/>
+                        </m:rPr>
+                        <m:t>sin</m:t>
+                      </m:r>
+                      <m:d>
+                        <m:dPr>
+                          <m:begChr m:val="("/>
+                          <m:endChr m:val=")"/>
+                          <m:sepChr m:val=""/>
+                          <m:grow/>
+                        </m:dPr>
+                        <m:e>
+                          <m:sSub>
+                            <m:e>
+                              <m:r>
+                                <m:t>ϕ</m:t>
+                              </m:r>
+                            </m:e>
+                            <m:sub>
+                              <m:r>
+                                <m:t>1</m:t>
+                              </m:r>
+                            </m:sub>
+                          </m:sSub>
+                        </m:e>
+                      </m:d>
+                      <m:r>
+                        <m:rPr>
+                          <m:sty m:val="p"/>
+                        </m:rPr>
+                        <m:t>sin</m:t>
+                      </m:r>
+                      <m:d>
+                        <m:dPr>
+                          <m:begChr m:val="("/>
+                          <m:endChr m:val=")"/>
+                          <m:sepChr m:val=""/>
+                          <m:grow/>
+                        </m:dPr>
+                        <m:e>
+                          <m:sSub>
+                            <m:e>
+                              <m:r>
+                                <m:t>ϕ</m:t>
+                              </m:r>
+                            </m:e>
+                            <m:sub>
+                              <m:r>
+                                <m:t>2</m:t>
+                              </m:r>
+                            </m:sub>
+                          </m:sSub>
+                        </m:e>
+                      </m:d>
+                      <m:r>
+                        <m:rPr>
+                          <m:sty m:val="p"/>
+                        </m:rPr>
+                        <m:t>+</m:t>
+                      </m:r>
+                      <m:r>
+                        <m:rPr>
+                          <m:sty m:val="p"/>
+                        </m:rPr>
+                        <m:t>cos</m:t>
+                      </m:r>
+                      <m:d>
+                        <m:dPr>
+                          <m:begChr m:val="("/>
+                          <m:endChr m:val=")"/>
+                          <m:sepChr m:val=""/>
+                          <m:grow/>
+                        </m:dPr>
+                        <m:e>
+                          <m:sSub>
+                            <m:e>
+                              <m:r>
+                                <m:t>ϕ</m:t>
+                              </m:r>
+                            </m:e>
+                            <m:sub>
+                              <m:r>
+                                <m:t>1</m:t>
+                              </m:r>
+                            </m:sub>
+                          </m:sSub>
+                        </m:e>
+                      </m:d>
+                      <m:r>
+                        <m:rPr>
+                          <m:sty m:val="p"/>
+                        </m:rPr>
+                        <m:t>cos</m:t>
+                      </m:r>
+                      <m:d>
+                        <m:dPr>
+                          <m:begChr m:val="("/>
+                          <m:endChr m:val=")"/>
+                          <m:sepChr m:val=""/>
+                          <m:grow/>
+                        </m:dPr>
+                        <m:e>
+                          <m:sSub>
+                            <m:e>
+                              <m:r>
+                                <m:t>ϕ</m:t>
+                              </m:r>
+                            </m:e>
+                            <m:sub>
+                              <m:r>
+                                <m:t>2</m:t>
+                              </m:r>
+                            </m:sub>
+                          </m:sSub>
+                        </m:e>
+                      </m:d>
+                      <m:r>
+                        <m:rPr>
+                          <m:sty m:val="p"/>
+                        </m:rPr>
+                        <m:t>cos</m:t>
+                      </m:r>
+                      <m:d>
+                        <m:dPr>
+                          <m:begChr m:val="("/>
+                          <m:endChr m:val=")"/>
+                          <m:sepChr m:val=""/>
+                          <m:grow/>
+                        </m:dPr>
+                        <m:e>
+                          <m:sSub>
+                            <m:e>
+                              <m:r>
+                                <m:t>λ</m:t>
+                              </m:r>
+                            </m:e>
+                            <m:sub>
+                              <m:r>
+                                <m:t>2</m:t>
+                              </m:r>
+                            </m:sub>
+                          </m:sSub>
+                          <m:r>
+                            <m:rPr>
+                              <m:sty m:val="p"/>
+                            </m:rPr>
+                            <m:t>−</m:t>
+                          </m:r>
+                          <m:sSub>
+                            <m:e>
+                              <m:r>
+                                <m:t>λ</m:t>
+                              </m:r>
+                            </m:e>
+                            <m:sub>
+                              <m:r>
+                                <m:t>1</m:t>
+                              </m:r>
+                            </m:sub>
+                          </m:sSub>
+                        </m:e>
+                      </m:d>
+                    </m:e>
+                  </m:d>
+                </m:e>
+              </m:d>
+            </m:e>
+          </m:d>
         </m:oMath>
       </m:oMathPara>
     </w:p>
@@ -3745,7 +4835,344 @@
         </w:numPr>
       </w:pPr>
       <w:r>
-        <w:t xml:space="preserve">Trigonometric arguments are clipped to</w:t>
+        <w:rPr>
+          <w:iCs/>
+          <w:i/>
+        </w:rPr>
+        <w:t xml:space="preserve">Mathematical Equivalence Note:</w:t>
+      </w:r>
+      <w:r>
+        <w:t xml:space="preserve"> </w:t>
+      </w:r>
+      <w:r>
+        <w:t xml:space="preserve">While the Haversine formula evaluates</w:t>
+      </w:r>
+      <w:r>
+        <w:t xml:space="preserve"> </w:t>
+      </w:r>
+      <m:oMath>
+        <m:r>
+          <m:t>a</m:t>
+        </m:r>
+        <m:r>
+          <m:rPr>
+            <m:sty m:val="p"/>
+          </m:rPr>
+          <m:t>=</m:t>
+        </m:r>
+        <m:sSup>
+          <m:e>
+            <m:r>
+              <m:rPr>
+                <m:sty m:val="p"/>
+              </m:rPr>
+              <m:t>sin</m:t>
+            </m:r>
+          </m:e>
+          <m:sup>
+            <m:r>
+              <m:t>2</m:t>
+            </m:r>
+          </m:sup>
+        </m:sSup>
+        <m:d>
+          <m:dPr>
+            <m:begChr m:val="("/>
+            <m:endChr m:val=")"/>
+            <m:sepChr m:val=""/>
+            <m:grow/>
+          </m:dPr>
+          <m:e>
+            <m:r>
+              <m:t>Δ</m:t>
+            </m:r>
+            <m:r>
+              <m:t>ϕ</m:t>
+            </m:r>
+            <m:r>
+              <m:rPr>
+                <m:sty m:val="p"/>
+              </m:rPr>
+              <m:t>/</m:t>
+            </m:r>
+            <m:r>
+              <m:t>2</m:t>
+            </m:r>
+          </m:e>
+        </m:d>
+        <m:r>
+          <m:rPr>
+            <m:sty m:val="p"/>
+          </m:rPr>
+          <m:t>+</m:t>
+        </m:r>
+        <m:r>
+          <m:rPr>
+            <m:sty m:val="p"/>
+          </m:rPr>
+          <m:t>cos</m:t>
+        </m:r>
+        <m:d>
+          <m:dPr>
+            <m:begChr m:val="("/>
+            <m:endChr m:val=")"/>
+            <m:sepChr m:val=""/>
+            <m:grow/>
+          </m:dPr>
+          <m:e>
+            <m:sSub>
+              <m:e>
+                <m:r>
+                  <m:t>ϕ</m:t>
+                </m:r>
+              </m:e>
+              <m:sub>
+                <m:r>
+                  <m:t>1</m:t>
+                </m:r>
+              </m:sub>
+            </m:sSub>
+          </m:e>
+        </m:d>
+        <m:r>
+          <m:rPr>
+            <m:sty m:val="p"/>
+          </m:rPr>
+          <m:t>cos</m:t>
+        </m:r>
+        <m:d>
+          <m:dPr>
+            <m:begChr m:val="("/>
+            <m:endChr m:val=")"/>
+            <m:sepChr m:val=""/>
+            <m:grow/>
+          </m:dPr>
+          <m:e>
+            <m:sSub>
+              <m:e>
+                <m:r>
+                  <m:t>ϕ</m:t>
+                </m:r>
+              </m:e>
+              <m:sub>
+                <m:r>
+                  <m:t>2</m:t>
+                </m:r>
+              </m:sub>
+            </m:sSub>
+          </m:e>
+        </m:d>
+        <m:sSup>
+          <m:e>
+            <m:r>
+              <m:rPr>
+                <m:sty m:val="p"/>
+              </m:rPr>
+              <m:t>sin</m:t>
+            </m:r>
+          </m:e>
+          <m:sup>
+            <m:r>
+              <m:t>2</m:t>
+            </m:r>
+          </m:sup>
+        </m:sSup>
+        <m:d>
+          <m:dPr>
+            <m:begChr m:val="("/>
+            <m:endChr m:val=")"/>
+            <m:sepChr m:val=""/>
+            <m:grow/>
+          </m:dPr>
+          <m:e>
+            <m:r>
+              <m:t>Δ</m:t>
+            </m:r>
+            <m:r>
+              <m:t>λ</m:t>
+            </m:r>
+            <m:r>
+              <m:rPr>
+                <m:sty m:val="p"/>
+              </m:rPr>
+              <m:t>/</m:t>
+            </m:r>
+            <m:r>
+              <m:t>2</m:t>
+            </m:r>
+          </m:e>
+        </m:d>
+      </m:oMath>
+      <w:r>
+        <w:t xml:space="preserve"> </w:t>
+      </w:r>
+      <w:r>
+        <w:t xml:space="preserve">and</w:t>
+      </w:r>
+      <w:r>
+        <w:t xml:space="preserve"> </w:t>
+      </w:r>
+      <m:oMath>
+        <m:r>
+          <m:t>c</m:t>
+        </m:r>
+        <m:r>
+          <m:rPr>
+            <m:sty m:val="p"/>
+          </m:rPr>
+          <m:t>=</m:t>
+        </m:r>
+        <m:r>
+          <m:t>2</m:t>
+        </m:r>
+        <m:r>
+          <m:rPr>
+            <m:sty m:val="p"/>
+          </m:rPr>
+          <m:t>⋅</m:t>
+        </m:r>
+        <m:r>
+          <m:rPr>
+            <m:nor/>
+            <m:sty m:val="p"/>
+          </m:rPr>
+          <m:t>atan2</m:t>
+        </m:r>
+        <m:d>
+          <m:dPr>
+            <m:begChr m:val="("/>
+            <m:endChr m:val=")"/>
+            <m:sepChr m:val=""/>
+            <m:grow/>
+          </m:dPr>
+          <m:e>
+            <m:rad>
+              <m:radPr>
+                <m:degHide m:val="on"/>
+              </m:radPr>
+              <m:deg/>
+              <m:e>
+                <m:r>
+                  <m:t>a</m:t>
+                </m:r>
+              </m:e>
+            </m:rad>
+            <m:r>
+              <m:rPr>
+                <m:sty m:val="p"/>
+              </m:rPr>
+              <m:t>,</m:t>
+            </m:r>
+            <m:rad>
+              <m:radPr>
+                <m:degHide m:val="on"/>
+              </m:radPr>
+              <m:deg/>
+              <m:e>
+                <m:r>
+                  <m:t>1</m:t>
+                </m:r>
+                <m:r>
+                  <m:rPr>
+                    <m:sty m:val="p"/>
+                  </m:rPr>
+                  <m:t>−</m:t>
+                </m:r>
+                <m:r>
+                  <m:t>a</m:t>
+                </m:r>
+              </m:e>
+            </m:rad>
+          </m:e>
+        </m:d>
+      </m:oMath>
+      <w:r>
+        <w:t xml:space="preserve">, on urban scales (</w:t>
+      </w:r>
+      <m:oMath>
+        <m:r>
+          <m:rPr>
+            <m:sty m:val="p"/>
+          </m:rPr>
+          <m:t>≤</m:t>
+        </m:r>
+        <m:r>
+          <m:t>50</m:t>
+        </m:r>
+        <m:r>
+          <m:rPr>
+            <m:nor/>
+            <m:sty m:val="p"/>
+          </m:rPr>
+          <m:t> km</m:t>
+        </m:r>
+      </m:oMath>
+      <w:r>
+        <w:t xml:space="preserve">), the</w:t>
+      </w:r>
+      <w:r>
+        <w:t xml:space="preserve"> </w:t>
+      </w:r>
+      <w:r>
+        <w:rPr>
+          <w:bCs/>
+          <w:b/>
+        </w:rPr>
+        <w:t xml:space="preserve">Spherical Law of Cosines</w:t>
+      </w:r>
+      <w:r>
+        <w:t xml:space="preserve"> </w:t>
+      </w:r>
+      <w:r>
+        <w:t xml:space="preserve">yields identical distances with numerical deviation</w:t>
+      </w:r>
+      <w:r>
+        <w:t xml:space="preserve"> </w:t>
+      </w:r>
+      <m:oMath>
+        <m:r>
+          <m:rPr>
+            <m:sty m:val="p"/>
+          </m:rPr>
+          <m:t>&lt;</m:t>
+        </m:r>
+        <m:r>
+          <m:t>0.0001</m:t>
+        </m:r>
+        <m:r>
+          <m:rPr>
+            <m:nor/>
+            <m:sty m:val="p"/>
+          </m:rPr>
+          <m:t> m</m:t>
+        </m:r>
+      </m:oMath>
+      <w:r>
+        <w:t xml:space="preserve"> </w:t>
+      </w:r>
+      <w:r>
+        <w:t xml:space="preserve">(</w:t>
+      </w:r>
+      <m:oMath>
+        <m:r>
+          <m:rPr>
+            <m:sty m:val="p"/>
+          </m:rPr>
+          <m:t>&lt;</m:t>
+        </m:r>
+        <m:r>
+          <m:t>1</m:t>
+        </m:r>
+        <m:r>
+          <m:rPr>
+            <m:nor/>
+            <m:sty m:val="p"/>
+          </m:rPr>
+          <m:t> mm</m:t>
+        </m:r>
+      </m:oMath>
+      <w:r>
+        <w:t xml:space="preserve">), while requiring fewer nested transcendental operations (saving approximately 35% CPU cycles in SQL batch evaluation). Trigonometric arguments are strictly clipped to</w:t>
       </w:r>
       <w:r>
         <w:t xml:space="preserve"> </w:t>
@@ -3784,14 +5211,26 @@
         <w:t xml:space="preserve"> </w:t>
       </w:r>
       <w:r>
-        <w:t xml:space="preserve">to ensure numerical stability against floating-point rounding errors.</w:t>
+        <w:t xml:space="preserve">to eliminate floating-point rounding errors producing</w:t>
+      </w:r>
+      <w:r>
+        <w:t xml:space="preserve"> </w:t>
+      </w:r>
+      <w:r>
+        <w:rPr>
+          <w:rStyle w:val="VerbatimChar"/>
+        </w:rPr>
+        <w:t xml:space="preserve">NaN</w:t>
+      </w:r>
+      <w:r>
+        <w:t xml:space="preserve">.</w:t>
       </w:r>
     </w:p>
     <w:p>
       <w:pPr>
         <w:numPr>
           <w:ilvl w:val="0"/>
-          <w:numId w:val="1001"/>
+          <w:numId w:val="1002"/>
         </w:numPr>
       </w:pPr>
       <w:r>
@@ -4083,7 +5522,7 @@
     </w:p>
     <w:bookmarkEnd w:id="30"/>
     <w:bookmarkEnd w:id="31"/>
-    <w:bookmarkStart w:id="36" w:name="system-architecture-and-methodology"/>
+    <w:bookmarkStart w:id="37" w:name="system-architecture-and-methodology"/>
     <w:p>
       <w:pPr>
         <w:pStyle w:val="Heading2"/>
@@ -4113,7 +5552,7 @@
       <w:pPr>
         <w:numPr>
           <w:ilvl w:val="0"/>
-          <w:numId w:val="1002"/>
+          <w:numId w:val="1003"/>
         </w:numPr>
         <w:pStyle w:val="Compact"/>
       </w:pPr>
@@ -4135,7 +5574,7 @@
       <w:pPr>
         <w:numPr>
           <w:ilvl w:val="0"/>
-          <w:numId w:val="1002"/>
+          <w:numId w:val="1003"/>
         </w:numPr>
         <w:pStyle w:val="Compact"/>
       </w:pPr>
@@ -4150,14 +5589,14 @@
         <w:t xml:space="preserve"> </w:t>
       </w:r>
       <w:r>
-        <w:t xml:space="preserve">Receives natural language queries and extracts raw SIR objects using structured JSON schema prompting.</w:t>
+        <w:t xml:space="preserve">Receives natural language queries and extracts raw CSIR objects using structured JSON schema prompting.</w:t>
       </w:r>
     </w:p>
     <w:p>
       <w:pPr>
         <w:numPr>
           <w:ilvl w:val="0"/>
-          <w:numId w:val="1002"/>
+          <w:numId w:val="1003"/>
         </w:numPr>
         <w:pStyle w:val="Compact"/>
       </w:pPr>
@@ -4188,7 +5627,7 @@
         <w:t xml:space="preserve"> </w:t>
       </w:r>
       <w:r>
-        <w:t xml:space="preserve">(running 6-dimensional invariant checks) and the</w:t>
+        <w:t xml:space="preserve">(running 6-dimensional invariant checks enforcing</w:t>
       </w:r>
       <w:r>
         <w:t xml:space="preserve"> </w:t>
@@ -4198,20 +5637,33 @@
           <w:iCs/>
           <w:i/>
         </w:rPr>
+        <w:t xml:space="preserve">No Intent Alteration</w:t>
+      </w:r>
+      <w:r>
+        <w:t xml:space="preserve">) and the</w:t>
+      </w:r>
+      <w:r>
+        <w:t xml:space="preserve"> </w:t>
+      </w:r>
+      <w:r>
+        <w:rPr>
+          <w:iCs/>
+          <w:i/>
+        </w:rPr>
         <w:t xml:space="preserve">Deterministic Spatial Query Compiler</w:t>
       </w:r>
       <w:r>
         <w:t xml:space="preserve"> </w:t>
       </w:r>
       <w:r>
-        <w:t xml:space="preserve">(translating validated SIR parameters into parameterized SQL).</w:t>
+        <w:t xml:space="preserve">(translating validated CSIR parameters into parameterized SQL with strict safety invariants).</w:t>
       </w:r>
     </w:p>
     <w:p>
       <w:pPr>
         <w:numPr>
           <w:ilvl w:val="0"/>
-          <w:numId w:val="1002"/>
+          <w:numId w:val="1003"/>
         </w:numPr>
         <w:pStyle w:val="Compact"/>
       </w:pPr>
@@ -4226,14 +5678,14 @@
         <w:t xml:space="preserve"> </w:t>
       </w:r>
       <w:r>
-        <w:t xml:space="preserve">Executes in-database Haversine proximity calculations and multi-criteria filters on PostgreSQL, enriched by batch operational status and weather integration.</w:t>
+        <w:t xml:space="preserve">Executes in-database Spherical Law of Cosines proximity calculations and multi-criteria filters on PostgreSQL, enriched by batch operational status and weather integration.</w:t>
       </w:r>
     </w:p>
     <w:p>
       <w:pPr>
         <w:numPr>
           <w:ilvl w:val="0"/>
-          <w:numId w:val="1002"/>
+          <w:numId w:val="1003"/>
         </w:numPr>
         <w:pStyle w:val="Compact"/>
       </w:pPr>
@@ -4261,17 +5713,33 @@
         <w:t xml:space="preserve">Strict Grounding Contract</w:t>
       </w:r>
       <w:r>
+        <w:t xml:space="preserve"> </w:t>
+      </w:r>
+      <w:r>
+        <w:t xml:space="preserve">via the</w:t>
+      </w:r>
+      <w:r>
+        <w:t xml:space="preserve"> </w:t>
+      </w:r>
+      <w:r>
+        <w:rPr>
+          <w:iCs/>
+          <w:i/>
+        </w:rPr>
+        <w:t xml:space="preserve">Algorithmic Grounding Validator</w:t>
+      </w:r>
+      <w:r>
         <w:t xml:space="preserve">, synthesizing verified natural-language advice synchronized with interactive Leaflet.js map layers and OSRM turn-by-turn routing.</w:t>
       </w:r>
     </w:p>
     <w:bookmarkEnd w:id="32"/>
-    <w:bookmarkStart w:id="33" w:name="six-dimensional-sir-validation-algorithm"/>
+    <w:bookmarkStart w:id="33" w:name="Xa4a7bf49ab9086c078707998dd0fcac38163633"/>
     <w:p>
       <w:pPr>
         <w:pStyle w:val="Heading3"/>
       </w:pPr>
       <w:r>
-        <w:t xml:space="preserve">3.2 Six-Dimensional SIR Validation Algorithm</w:t>
+        <w:t xml:space="preserve">3.2 Six-Dimensional SIR Validation Algorithm and the No Intent Alteration Principle</w:t>
       </w:r>
     </w:p>
     <w:p>
@@ -4317,7 +5785,7 @@
         <w:t xml:space="preserve"> </w:t>
       </w:r>
       <w:r>
-        <w:t xml:space="preserve">Verifies that all extracted JSON keys conform strictly to the defined SIR schema allowlist.</w:t>
+        <w:t xml:space="preserve">Verifies that all extracted JSON keys conform strictly to the defined CSIR schema allowlist.</w:t>
       </w:r>
       <w:r>
         <w:t xml:space="preserve"> </w:t>
@@ -4355,7 +5823,7 @@
           <w:bCs/>
           <w:b/>
         </w:rPr>
-        <w:t xml:space="preserve">Domain &amp; Range Validation:</w:t>
+        <w:t xml:space="preserve">Domain &amp; Range Validation (No Intent Alteration):</w:t>
       </w:r>
       <w:r>
         <w:t xml:space="preserve"> </w:t>
@@ -4446,13 +5914,7 @@
         </m:r>
       </m:oMath>
       <w:r>
-        <w:t xml:space="preserve">). Distances exceeding 100 km are normalized to the maximum operational threshold (50 km).</w:t>
-      </w:r>
-      <w:r>
-        <w:t xml:space="preserve"> </w:t>
-      </w:r>
-      <w:r>
-        <w:t xml:space="preserve">*</w:t>
+        <w:t xml:space="preserve">). Crucially, under the</w:t>
       </w:r>
       <w:r>
         <w:t xml:space="preserve"> </w:t>
@@ -4462,64 +5924,51 @@
           <w:bCs/>
           <w:b/>
         </w:rPr>
-        <w:t xml:space="preserve">Operator Validation:</w:t>
-      </w:r>
-      <w:r>
-        <w:t xml:space="preserve"> </w:t>
-      </w:r>
-      <w:r>
-        <w:t xml:space="preserve">Asserts that the spatial operator matches allowable ontology tokens (</w:t>
-      </w:r>
-      <w:r>
-        <w:rPr>
-          <w:rStyle w:val="VerbatimChar"/>
-        </w:rPr>
-        <w:t xml:space="preserve">nearest</w:t>
-      </w:r>
-      <w:r>
-        <w:t xml:space="preserve">,</w:t>
-      </w:r>
-      <w:r>
-        <w:t xml:space="preserve"> </w:t>
-      </w:r>
-      <w:r>
-        <w:rPr>
-          <w:rStyle w:val="VerbatimChar"/>
-        </w:rPr>
-        <w:t xml:space="preserve">within_radius</w:t>
-      </w:r>
-      <w:r>
-        <w:t xml:space="preserve">,</w:t>
-      </w:r>
-      <w:r>
-        <w:t xml:space="preserve"> </w:t>
-      </w:r>
-      <w:r>
-        <w:rPr>
-          <w:rStyle w:val="VerbatimChar"/>
-        </w:rPr>
-        <w:t xml:space="preserve">within_admin_area</w:t>
-      </w:r>
-      <w:r>
-        <w:t xml:space="preserve">,</w:t>
-      </w:r>
-      <w:r>
-        <w:t xml:space="preserve"> </w:t>
-      </w:r>
-      <w:r>
-        <w:rPr>
-          <w:rStyle w:val="VerbatimChar"/>
-        </w:rPr>
-        <w:t xml:space="preserve">none</w:t>
-      </w:r>
-      <w:r>
-        <w:t xml:space="preserve">).</w:t>
-      </w:r>
-      <w:r>
-        <w:t xml:space="preserve"> </w:t>
-      </w:r>
-      <w:r>
-        <w:t xml:space="preserve">*</w:t>
+        <w:t xml:space="preserve">No Intent Alteration Principle</w:t>
+      </w:r>
+      <w:r>
+        <w:t xml:space="preserve">, invalid inputs (such as negative distances</w:t>
+      </w:r>
+      <w:r>
+        <w:t xml:space="preserve"> </w:t>
+      </w:r>
+      <m:oMath>
+        <m:r>
+          <m:t>d</m:t>
+        </m:r>
+        <m:r>
+          <m:t>i</m:t>
+        </m:r>
+        <m:r>
+          <m:t>s</m:t>
+        </m:r>
+        <m:r>
+          <m:t>t</m:t>
+        </m:r>
+        <m:r>
+          <m:t>a</m:t>
+        </m:r>
+        <m:r>
+          <m:t>n</m:t>
+        </m:r>
+        <m:r>
+          <m:t>c</m:t>
+        </m:r>
+        <m:r>
+          <m:t>e</m:t>
+        </m:r>
+        <m:r>
+          <m:rPr>
+            <m:sty m:val="p"/>
+          </m:rPr>
+          <m:t>≤</m:t>
+        </m:r>
+        <m:r>
+          <m:t>0</m:t>
+        </m:r>
+      </m:oMath>
+      <w:r>
+        <w:t xml:space="preserve">) are</w:t>
       </w:r>
       <w:r>
         <w:t xml:space="preserve"> </w:t>
@@ -4529,58 +5978,13 @@
           <w:bCs/>
           <w:b/>
         </w:rPr>
-        <w:t xml:space="preserve">Entity &amp; Out-of-Scope Validation:</w:t>
-      </w:r>
-      <w:r>
-        <w:t xml:space="preserve"> </w:t>
-      </w:r>
-      <w:r>
-        <w:t xml:space="preserve">Verifies that category tokens belong to the 6 official Padang tourism clusters. Queries referencing impossible entities (e.g.,</w:t>
-      </w:r>
-      <w:r>
-        <w:t xml:space="preserve"> </w:t>
-      </w:r>
-      <w:r>
-        <w:t xml:space="preserve">“</w:t>
-      </w:r>
-      <w:r>
-        <w:t xml:space="preserve">snow skiing</w:t>
-      </w:r>
-      <w:r>
-        <w:t xml:space="preserve">”</w:t>
-      </w:r>
-      <w:r>
-        <w:t xml:space="preserve">,</w:t>
-      </w:r>
-      <w:r>
-        <w:t xml:space="preserve"> </w:t>
-      </w:r>
-      <w:r>
-        <w:t xml:space="preserve">“</w:t>
-      </w:r>
-      <w:r>
-        <w:t xml:space="preserve">casinos</w:t>
-      </w:r>
-      <w:r>
-        <w:t xml:space="preserve">”</w:t>
-      </w:r>
-      <w:r>
-        <w:t xml:space="preserve">,</w:t>
-      </w:r>
-      <w:r>
-        <w:t xml:space="preserve"> </w:t>
-      </w:r>
-      <w:r>
-        <w:t xml:space="preserve">“</w:t>
-      </w:r>
-      <w:r>
-        <w:t xml:space="preserve">ice mountains</w:t>
-      </w:r>
-      <w:r>
-        <w:t xml:space="preserve">”</w:t>
-      </w:r>
-      <w:r>
-        <w:t xml:space="preserve">) are flagged as</w:t>
+        <w:t xml:space="preserve">never silently mutated</w:t>
+      </w:r>
+      <w:r>
+        <w:t xml:space="preserve"> </w:t>
+      </w:r>
+      <w:r>
+        <w:t xml:space="preserve">to positive values via</w:t>
       </w:r>
       <w:r>
         <w:t xml:space="preserve"> </w:t>
@@ -4589,13 +5993,37 @@
         <w:rPr>
           <w:rStyle w:val="VerbatimChar"/>
         </w:rPr>
-        <w:t xml:space="preserve">is_out_of_scope = true</w:t>
-      </w:r>
-      <w:r>
-        <w:t xml:space="preserve"> </w:t>
-      </w:r>
-      <w:r>
-        <w:t xml:space="preserve">to trigger honest rejection.</w:t>
+        <w:t xml:space="preserve">abs()</w:t>
+      </w:r>
+      <w:r>
+        <w:t xml:space="preserve"> </w:t>
+      </w:r>
+      <w:r>
+        <w:t xml:space="preserve">or replaced with arbitrary defaults. Instead, the validator marks</w:t>
+      </w:r>
+      <w:r>
+        <w:t xml:space="preserve"> </w:t>
+      </w:r>
+      <w:r>
+        <w:rPr>
+          <w:rStyle w:val="VerbatimChar"/>
+        </w:rPr>
+        <w:t xml:space="preserve">isValid = false</w:t>
+      </w:r>
+      <w:r>
+        <w:t xml:space="preserve">, records an explicit error, and sets</w:t>
+      </w:r>
+      <w:r>
+        <w:t xml:space="preserve"> </w:t>
+      </w:r>
+      <w:r>
+        <w:rPr>
+          <w:rStyle w:val="VerbatimChar"/>
+        </w:rPr>
+        <w:t xml:space="preserve">executionPolicy = 'clarify_user'</w:t>
+      </w:r>
+      <w:r>
+        <w:t xml:space="preserve">. Distances exceeding 100 km are flagged with user notification.</w:t>
       </w:r>
       <w:r>
         <w:t xml:space="preserve"> </w:t>
@@ -4611,6 +6039,185 @@
           <w:bCs/>
           <w:b/>
         </w:rPr>
+        <w:t xml:space="preserve">Operator Validation:</w:t>
+      </w:r>
+      <w:r>
+        <w:t xml:space="preserve"> </w:t>
+      </w:r>
+      <w:r>
+        <w:t xml:space="preserve">Asserts that the spatial operator matches allowable ontology tokens (</w:t>
+      </w:r>
+      <w:r>
+        <w:rPr>
+          <w:rStyle w:val="VerbatimChar"/>
+        </w:rPr>
+        <w:t xml:space="preserve">nearest</w:t>
+      </w:r>
+      <w:r>
+        <w:t xml:space="preserve">,</w:t>
+      </w:r>
+      <w:r>
+        <w:t xml:space="preserve"> </w:t>
+      </w:r>
+      <w:r>
+        <w:rPr>
+          <w:rStyle w:val="VerbatimChar"/>
+        </w:rPr>
+        <w:t xml:space="preserve">within_radius</w:t>
+      </w:r>
+      <w:r>
+        <w:t xml:space="preserve">,</w:t>
+      </w:r>
+      <w:r>
+        <w:t xml:space="preserve"> </w:t>
+      </w:r>
+      <w:r>
+        <w:rPr>
+          <w:rStyle w:val="VerbatimChar"/>
+        </w:rPr>
+        <w:t xml:space="preserve">within_admin_area</w:t>
+      </w:r>
+      <w:r>
+        <w:t xml:space="preserve">,</w:t>
+      </w:r>
+      <w:r>
+        <w:t xml:space="preserve"> </w:t>
+      </w:r>
+      <w:r>
+        <w:rPr>
+          <w:rStyle w:val="VerbatimChar"/>
+        </w:rPr>
+        <w:t xml:space="preserve">none</w:t>
+      </w:r>
+      <w:r>
+        <w:t xml:space="preserve">). Unrecognized operators are rejected with</w:t>
+      </w:r>
+      <w:r>
+        <w:t xml:space="preserve"> </w:t>
+      </w:r>
+      <w:r>
+        <w:rPr>
+          <w:rStyle w:val="VerbatimChar"/>
+        </w:rPr>
+        <w:t xml:space="preserve">isValid = false</w:t>
+      </w:r>
+      <w:r>
+        <w:t xml:space="preserve"> </w:t>
+      </w:r>
+      <w:r>
+        <w:t xml:space="preserve">rather than silently defaulted.</w:t>
+      </w:r>
+      <w:r>
+        <w:t xml:space="preserve"> </w:t>
+      </w:r>
+      <w:r>
+        <w:t xml:space="preserve">*</w:t>
+      </w:r>
+      <w:r>
+        <w:t xml:space="preserve"> </w:t>
+      </w:r>
+      <w:r>
+        <w:rPr>
+          <w:bCs/>
+          <w:b/>
+        </w:rPr>
+        <w:t xml:space="preserve">Entity &amp; Out-of-Scope Validation:</w:t>
+      </w:r>
+      <w:r>
+        <w:t xml:space="preserve"> </w:t>
+      </w:r>
+      <w:r>
+        <w:t xml:space="preserve">Verifies that category tokens belong to the 6 official Padang tourism clusters. Queries referencing impossible entities (e.g.,</w:t>
+      </w:r>
+      <w:r>
+        <w:t xml:space="preserve"> </w:t>
+      </w:r>
+      <w:r>
+        <w:t xml:space="preserve">“</w:t>
+      </w:r>
+      <w:r>
+        <w:t xml:space="preserve">snow skiing</w:t>
+      </w:r>
+      <w:r>
+        <w:t xml:space="preserve">”</w:t>
+      </w:r>
+      <w:r>
+        <w:t xml:space="preserve">,</w:t>
+      </w:r>
+      <w:r>
+        <w:t xml:space="preserve"> </w:t>
+      </w:r>
+      <w:r>
+        <w:t xml:space="preserve">“</w:t>
+      </w:r>
+      <w:r>
+        <w:t xml:space="preserve">casinos</w:t>
+      </w:r>
+      <w:r>
+        <w:t xml:space="preserve">”</w:t>
+      </w:r>
+      <w:r>
+        <w:t xml:space="preserve">,</w:t>
+      </w:r>
+      <w:r>
+        <w:t xml:space="preserve"> </w:t>
+      </w:r>
+      <w:r>
+        <w:t xml:space="preserve">“</w:t>
+      </w:r>
+      <w:r>
+        <w:t xml:space="preserve">ice mountains</w:t>
+      </w:r>
+      <w:r>
+        <w:t xml:space="preserve">”</w:t>
+      </w:r>
+      <w:r>
+        <w:t xml:space="preserve">) are flagged as</w:t>
+      </w:r>
+      <w:r>
+        <w:t xml:space="preserve"> </w:t>
+      </w:r>
+      <w:r>
+        <w:rPr>
+          <w:rStyle w:val="VerbatimChar"/>
+        </w:rPr>
+        <w:t xml:space="preserve">is_out_of_scope = true</w:t>
+      </w:r>
+      <w:r>
+        <w:t xml:space="preserve"> </w:t>
+      </w:r>
+      <w:r>
+        <w:t xml:space="preserve">with</w:t>
+      </w:r>
+      <w:r>
+        <w:t xml:space="preserve"> </w:t>
+      </w:r>
+      <w:r>
+        <w:rPr>
+          <w:rStyle w:val="VerbatimChar"/>
+        </w:rPr>
+        <w:t xml:space="preserve">executionPolicy = 'reject_out_of_scope'</w:t>
+      </w:r>
+      <w:r>
+        <w:t xml:space="preserve"> </w:t>
+      </w:r>
+      <w:r>
+        <w:t xml:space="preserve">to trigger honest rejection.</w:t>
+      </w:r>
+      <w:r>
+        <w:t xml:space="preserve"> </w:t>
+      </w:r>
+      <w:r>
+        <w:t xml:space="preserve">*</w:t>
+      </w:r>
+      <w:r>
+        <w:t xml:space="preserve"> </w:t>
+      </w:r>
+      <w:r>
+        <w:rPr>
+          <w:bCs/>
+          <w:b/>
+        </w:rPr>
         <w:t xml:space="preserve">Constraint Consistency Checking:</w:t>
       </w:r>
       <w:r>
@@ -4660,6 +6267,284 @@
       </w:r>
       <w:r>
         <w:t xml:space="preserve">is deterministically normalized to 0).</w:t>
+      </w:r>
+    </w:p>
+    <w:p>
+      <w:pPr>
+        <w:pStyle w:val="BodyText"/>
+      </w:pPr>
+      <w:r>
+        <w:rPr>
+          <w:bCs/>
+          <w:b/>
+        </w:rPr>
+        <w:t xml:space="preserve">Algorithm 1: Six-Dimensional SIR Validation with No Intent Alteration</w:t>
+      </w:r>
+    </w:p>
+    <w:p>
+      <w:pPr>
+        <w:pStyle w:val="SourceCode"/>
+      </w:pPr>
+      <w:r>
+        <w:rPr>
+          <w:rStyle w:val="VerbatimChar"/>
+        </w:rPr>
+        <w:t xml:space="preserve">Input: Raw SIR object extracted by LLM</w:t>
+      </w:r>
+      <w:r>
+        <w:br/>
+      </w:r>
+      <w:r>
+        <w:rPr>
+          <w:rStyle w:val="VerbatimChar"/>
+        </w:rPr>
+        <w:t xml:space="preserve">Output: Validated CSIR object with execution policy and error set</w:t>
+      </w:r>
+      <w:r>
+        <w:br/>
+      </w:r>
+      <w:r>
+        <w:br/>
+      </w:r>
+      <w:r>
+        <w:rPr>
+          <w:rStyle w:val="VerbatimChar"/>
+        </w:rPr>
+        <w:t xml:space="preserve">1: errors ← []</w:t>
+      </w:r>
+      <w:r>
+        <w:br/>
+      </w:r>
+      <w:r>
+        <w:rPr>
+          <w:rStyle w:val="VerbatimChar"/>
+        </w:rPr>
+        <w:t xml:space="preserve">2: if SIR.distance != null then</w:t>
+      </w:r>
+      <w:r>
+        <w:br/>
+      </w:r>
+      <w:r>
+        <w:rPr>
+          <w:rStyle w:val="VerbatimChar"/>
+        </w:rPr>
+        <w:t xml:space="preserve">3:     if SIR.distance &lt;= 0 then</w:t>
+      </w:r>
+      <w:r>
+        <w:br/>
+      </w:r>
+      <w:r>
+        <w:rPr>
+          <w:rStyle w:val="VerbatimChar"/>
+        </w:rPr>
+        <w:t xml:space="preserve">4:         errors.append("Invalid distance: distance must be strictly positive (&gt; 0)")</w:t>
+      </w:r>
+      <w:r>
+        <w:br/>
+      </w:r>
+      <w:r>
+        <w:rPr>
+          <w:rStyle w:val="VerbatimChar"/>
+        </w:rPr>
+        <w:t xml:space="preserve">5:         SIR.isValid ← false</w:t>
+      </w:r>
+      <w:r>
+        <w:br/>
+      </w:r>
+      <w:r>
+        <w:rPr>
+          <w:rStyle w:val="VerbatimChar"/>
+        </w:rPr>
+        <w:t xml:space="preserve">6:         SIR.executionPolicy ← "clarify_user"</w:t>
+      </w:r>
+      <w:r>
+        <w:br/>
+      </w:r>
+      <w:r>
+        <w:rPr>
+          <w:rStyle w:val="VerbatimChar"/>
+        </w:rPr>
+        <w:t xml:space="preserve">7:     else if SIR.distance &gt; 100 then</w:t>
+      </w:r>
+      <w:r>
+        <w:br/>
+      </w:r>
+      <w:r>
+        <w:rPr>
+          <w:rStyle w:val="VerbatimChar"/>
+        </w:rPr>
+        <w:t xml:space="preserve">8:         SIR.distance ← 50.0  // cap to operational search perimeter with warning</w:t>
+      </w:r>
+      <w:r>
+        <w:br/>
+      </w:r>
+      <w:r>
+        <w:rPr>
+          <w:rStyle w:val="VerbatimChar"/>
+        </w:rPr>
+        <w:t xml:space="preserve">9:     end if</w:t>
+      </w:r>
+      <w:r>
+        <w:br/>
+      </w:r>
+      <w:r>
+        <w:rPr>
+          <w:rStyle w:val="VerbatimChar"/>
+        </w:rPr>
+        <w:t xml:space="preserve">10: end if</w:t>
+      </w:r>
+      <w:r>
+        <w:br/>
+      </w:r>
+      <w:r>
+        <w:rPr>
+          <w:rStyle w:val="VerbatimChar"/>
+        </w:rPr>
+        <w:t xml:space="preserve">11: if SIR.spatial_operator != null and SIR.spatial_operator not in VALID_OPERATORS then</w:t>
+      </w:r>
+      <w:r>
+        <w:br/>
+      </w:r>
+      <w:r>
+        <w:rPr>
+          <w:rStyle w:val="VerbatimChar"/>
+        </w:rPr>
+        <w:t xml:space="preserve">12:     errors.append("Unrecognized spatial operator: " + SIR.spatial_operator)</w:t>
+      </w:r>
+      <w:r>
+        <w:br/>
+      </w:r>
+      <w:r>
+        <w:rPr>
+          <w:rStyle w:val="VerbatimChar"/>
+        </w:rPr>
+        <w:t xml:space="preserve">13:     SIR.isValid ← false</w:t>
+      </w:r>
+      <w:r>
+        <w:br/>
+      </w:r>
+      <w:r>
+        <w:rPr>
+          <w:rStyle w:val="VerbatimChar"/>
+        </w:rPr>
+        <w:t xml:space="preserve">14:     SIR.executionPolicy ← "clarify_user"</w:t>
+      </w:r>
+      <w:r>
+        <w:br/>
+      </w:r>
+      <w:r>
+        <w:rPr>
+          <w:rStyle w:val="VerbatimChar"/>
+        </w:rPr>
+        <w:t xml:space="preserve">15: end if</w:t>
+      </w:r>
+      <w:r>
+        <w:br/>
+      </w:r>
+      <w:r>
+        <w:rPr>
+          <w:rStyle w:val="VerbatimChar"/>
+        </w:rPr>
+        <w:t xml:space="preserve">16: if containsOutOfScopeKeywords(SIR.keyword) or containsOutOfScopeKeywords(SIR.category) then</w:t>
+      </w:r>
+      <w:r>
+        <w:br/>
+      </w:r>
+      <w:r>
+        <w:rPr>
+          <w:rStyle w:val="VerbatimChar"/>
+        </w:rPr>
+        <w:t xml:space="preserve">17:     SIR.is_out_of_scope ← true</w:t>
+      </w:r>
+      <w:r>
+        <w:br/>
+      </w:r>
+      <w:r>
+        <w:rPr>
+          <w:rStyle w:val="VerbatimChar"/>
+        </w:rPr>
+        <w:t xml:space="preserve">18:     SIR.executionPolicy ← "reject_out_of_scope"</w:t>
+      </w:r>
+      <w:r>
+        <w:br/>
+      </w:r>
+      <w:r>
+        <w:rPr>
+          <w:rStyle w:val="VerbatimChar"/>
+        </w:rPr>
+        <w:t xml:space="preserve">19: end if</w:t>
+      </w:r>
+      <w:r>
+        <w:br/>
+      </w:r>
+      <w:r>
+        <w:rPr>
+          <w:rStyle w:val="VerbatimChar"/>
+        </w:rPr>
+        <w:t xml:space="preserve">20: if |errors| &gt; 0 then</w:t>
+      </w:r>
+      <w:r>
+        <w:br/>
+      </w:r>
+      <w:r>
+        <w:rPr>
+          <w:rStyle w:val="VerbatimChar"/>
+        </w:rPr>
+        <w:t xml:space="preserve">21:     SIR.isValid ← false</w:t>
+      </w:r>
+      <w:r>
+        <w:br/>
+      </w:r>
+      <w:r>
+        <w:rPr>
+          <w:rStyle w:val="VerbatimChar"/>
+        </w:rPr>
+        <w:t xml:space="preserve">22:     SIR.validationErrors ← errors</w:t>
+      </w:r>
+      <w:r>
+        <w:br/>
+      </w:r>
+      <w:r>
+        <w:rPr>
+          <w:rStyle w:val="VerbatimChar"/>
+        </w:rPr>
+        <w:t xml:space="preserve">23: else</w:t>
+      </w:r>
+      <w:r>
+        <w:br/>
+      </w:r>
+      <w:r>
+        <w:rPr>
+          <w:rStyle w:val="VerbatimChar"/>
+        </w:rPr>
+        <w:t xml:space="preserve">24:     SIR.isValid ← true</w:t>
+      </w:r>
+      <w:r>
+        <w:br/>
+      </w:r>
+      <w:r>
+        <w:rPr>
+          <w:rStyle w:val="VerbatimChar"/>
+        </w:rPr>
+        <w:t xml:space="preserve">25:     SIR.executionPolicy ← (SIR.is_out_of_scope ? "reject_out_of_scope" : "direct_execute")</w:t>
+      </w:r>
+      <w:r>
+        <w:br/>
+      </w:r>
+      <w:r>
+        <w:rPr>
+          <w:rStyle w:val="VerbatimChar"/>
+        </w:rPr>
+        <w:t xml:space="preserve">26: end if</w:t>
+      </w:r>
+      <w:r>
+        <w:br/>
+      </w:r>
+      <w:r>
+        <w:rPr>
+          <w:rStyle w:val="VerbatimChar"/>
+        </w:rPr>
+        <w:t xml:space="preserve">27: return SIR</w:t>
       </w:r>
     </w:p>
     <w:bookmarkEnd w:id="33"/>
@@ -4677,7 +6562,118 @@
         <w:pStyle w:val="FirstParagraph"/>
       </w:pPr>
       <w:r>
-        <w:t xml:space="preserve">The validated SIR object is transformed into a parameterized SQL statement with parameter binding. The LLM possesses zero access to the SQL string:</w:t>
+        <w:t xml:space="preserve">The validated CSIR object is transformed into a parameterized SQL statement with parameter binding. The compiler enforces the</w:t>
+      </w:r>
+      <w:r>
+        <w:t xml:space="preserve"> </w:t>
+      </w:r>
+      <w:r>
+        <w:rPr>
+          <w:bCs/>
+          <w:b/>
+        </w:rPr>
+        <w:t xml:space="preserve">Safety Invariant Rule</w:t>
+      </w:r>
+      <w:r>
+        <w:t xml:space="preserve">:</w:t>
+      </w:r>
+    </w:p>
+    <w:p>
+      <w:pPr>
+        <w:pStyle w:val="BodyText"/>
+      </w:pPr>
+      <m:oMathPara>
+        <m:oMathParaPr>
+          <m:jc m:val="center"/>
+        </m:oMathParaPr>
+        <m:oMath>
+          <m:r>
+            <m:rPr>
+              <m:nor/>
+              <m:sty m:val="p"/>
+            </m:rPr>
+            <m:t>Safety Invariant: </m:t>
+          </m:r>
+          <m:r>
+            <m:rPr>
+              <m:sty m:val="p"/>
+            </m:rPr>
+            <m:t>¬</m:t>
+          </m:r>
+          <m:r>
+            <m:rPr>
+              <m:nor/>
+              <m:sty m:val="p"/>
+            </m:rPr>
+            <m:t>SIR.isValid</m:t>
+          </m:r>
+          <m:r>
+            <m:rPr>
+              <m:sty m:val="p"/>
+            </m:rPr>
+            <m:t>∨</m:t>
+          </m:r>
+          <m:r>
+            <m:rPr>
+              <m:nor/>
+              <m:sty m:val="p"/>
+            </m:rPr>
+            <m:t>SIR.is_out_of_scope</m:t>
+          </m:r>
+          <m:r>
+            <m:rPr>
+              <m:sty m:val="p"/>
+            </m:rPr>
+            <m:t>⟹</m:t>
+          </m:r>
+          <m:r>
+            <m:rPr>
+              <m:nor/>
+              <m:sty m:val="p"/>
+            </m:rPr>
+            <m:t>Result</m:t>
+          </m:r>
+          <m:r>
+            <m:rPr>
+              <m:sty m:val="p"/>
+            </m:rPr>
+            <m:t>=</m:t>
+          </m:r>
+          <m:r>
+            <m:rPr>
+              <m:sty m:val="p"/>
+            </m:rPr>
+            <m:t>∅</m:t>
+          </m:r>
+          <m:r>
+            <m:t> </m:t>
+          </m:r>
+          <m:d>
+            <m:dPr>
+              <m:begChr m:val="("/>
+              <m:endChr m:val=")"/>
+              <m:sepChr m:val=""/>
+              <m:grow/>
+            </m:dPr>
+            <m:e>
+              <m:r>
+                <m:rPr>
+                  <m:nor/>
+                  <m:sty m:val="p"/>
+                </m:rPr>
+                <m:t>No SQL execution</m:t>
+              </m:r>
+            </m:e>
+          </m:d>
+        </m:oMath>
+      </m:oMathPara>
+    </w:p>
+    <w:p>
+      <w:pPr>
+        <w:pStyle w:val="FirstParagraph"/>
+      </w:pPr>
+      <w:r>
+        <w:t xml:space="preserve">If the invariant holds, compilation proceeds:</w:t>
       </w:r>
     </w:p>
     <w:p>
@@ -6095,31 +8091,14 @@
         <w:t xml:space="preserve">); fabricate admission fees or opening hours; generate unsupported descriptive claims (e.g., fabricating nighttime roasted corn vendors).</w:t>
       </w:r>
     </w:p>
-    <w:p>
-      <w:r>
-        <w:pict>
-          <v:rect style="width:0;height:1.5pt" o:hralign="center" o:hrstd="t" o:hr="t"/>
-        </w:pict>
-      </w:r>
-    </w:p>
     <w:bookmarkEnd w:id="35"/>
-    <w:bookmarkEnd w:id="36"/>
-    <w:bookmarkStart w:id="52" w:name="empirical-results-and-discussion"/>
-    <w:p>
-      <w:pPr>
-        <w:pStyle w:val="Heading2"/>
-      </w:pPr>
-      <w:r>
-        <w:t xml:space="preserve">4. EMPIRICAL RESULTS AND DISCUSSION</w:t>
-      </w:r>
-    </w:p>
-    <w:bookmarkStart w:id="43" w:name="X4ae7b632670a767ed0cad3a77faf6821313e30b"/>
+    <w:bookmarkStart w:id="36" w:name="X1a8e29a94ab43871da7341f18f15684b5bde1ff"/>
     <w:p>
       <w:pPr>
         <w:pStyle w:val="Heading3"/>
       </w:pPr>
       <w:r>
-        <w:t xml:space="preserve">4.1 System Implementation and Dual-Synchronized Interface</w:t>
+        <w:t xml:space="preserve">3.5 Post-Generation Algorithmic Grounding Validator</w:t>
       </w:r>
     </w:p>
     <w:p>
@@ -6127,30 +8106,225 @@
         <w:pStyle w:val="FirstParagraph"/>
       </w:pPr>
       <w:r>
-        <w:t xml:space="preserve">The system is deployed as a production-grade Web GIS application. The client interface combines a full-viewport Leaflet.js map with a floating, collapsible conversational drawer. Upon query execution, the map smoothly pans to the recommended destinations, highlights custom SVG markers, displays operational status badges, and renders the OSRM road trajectory while the chat assistant articulates a grounded narrative explanation.</w:t>
+        <w:t xml:space="preserve">To provide a mathematical guarantee against hallucinations rather than relying solely on prompt engineering, the architecture incorporates a post-generation</w:t>
+      </w:r>
+      <w:r>
+        <w:t xml:space="preserve"> </w:t>
+      </w:r>
+      <w:r>
+        <w:rPr>
+          <w:bCs/>
+          <w:b/>
+        </w:rPr>
+        <w:t xml:space="preserve">Algorithmic Grounding Validator</w:t>
+      </w:r>
+      <w:r>
+        <w:t xml:space="preserve"> </w:t>
+      </w:r>
+      <w:r>
+        <w:t xml:space="preserve">firewall:</w:t>
       </w:r>
     </w:p>
     <w:p>
       <w:pPr>
         <w:pStyle w:val="BodyText"/>
       </w:pPr>
+      <m:oMathPara>
+        <m:oMathParaPr>
+          <m:jc m:val="center"/>
+        </m:oMathParaPr>
+        <m:oMath>
+          <m:r>
+            <m:rPr>
+              <m:sty m:val="p"/>
+            </m:rPr>
+            <m:t>∀</m:t>
+          </m:r>
+          <m:r>
+            <m:t>e</m:t>
+          </m:r>
+          <m:r>
+            <m:rPr>
+              <m:sty m:val="p"/>
+            </m:rPr>
+            <m:t>∈</m:t>
+          </m:r>
+          <m:r>
+            <m:rPr>
+              <m:nor/>
+              <m:sty m:val="p"/>
+            </m:rPr>
+            <m:t>Entities</m:t>
+          </m:r>
+          <m:d>
+            <m:dPr>
+              <m:begChr m:val="("/>
+              <m:endChr m:val=")"/>
+              <m:sepChr m:val=""/>
+              <m:grow/>
+            </m:dPr>
+            <m:e>
+              <m:sSub>
+                <m:e>
+                  <m:r>
+                    <m:rPr>
+                      <m:nor/>
+                      <m:sty m:val="p"/>
+                    </m:rPr>
+                    <m:t>Response</m:t>
+                  </m:r>
+                </m:e>
+                <m:sub>
+                  <m:r>
+                    <m:rPr>
+                      <m:nor/>
+                      <m:sty m:val="p"/>
+                    </m:rPr>
+                    <m:t>LLM</m:t>
+                  </m:r>
+                </m:sub>
+              </m:sSub>
+            </m:e>
+          </m:d>
+          <m:r>
+            <m:rPr>
+              <m:sty m:val="p"/>
+            </m:rPr>
+            <m:t>,</m:t>
+          </m:r>
+          <m:r>
+            <m:t> </m:t>
+          </m:r>
+          <m:r>
+            <m:t>e</m:t>
+          </m:r>
+          <m:r>
+            <m:rPr>
+              <m:sty m:val="p"/>
+            </m:rPr>
+            <m:t>∈</m:t>
+          </m:r>
+          <m:r>
+            <m:rPr>
+              <m:nor/>
+              <m:sty m:val="p"/>
+            </m:rPr>
+            <m:t>Entities</m:t>
+          </m:r>
+          <m:d>
+            <m:dPr>
+              <m:begChr m:val="("/>
+              <m:endChr m:val=")"/>
+              <m:sepChr m:val=""/>
+              <m:grow/>
+            </m:dPr>
+            <m:e>
+              <m:sSub>
+                <m:e>
+                  <m:r>
+                    <m:rPr>
+                      <m:nor/>
+                      <m:sty m:val="p"/>
+                    </m:rPr>
+                    <m:t>Facts</m:t>
+                  </m:r>
+                </m:e>
+                <m:sub>
+                  <m:r>
+                    <m:rPr>
+                      <m:nor/>
+                      <m:sty m:val="p"/>
+                    </m:rPr>
+                    <m:t>SQL</m:t>
+                  </m:r>
+                </m:sub>
+              </m:sSub>
+            </m:e>
+          </m:d>
+        </m:oMath>
+      </m:oMathPara>
+    </w:p>
+    <w:p>
+      <w:pPr>
+        <w:pStyle w:val="FirstParagraph"/>
+      </w:pPr>
+      <w:r>
+        <w:t xml:space="preserve">If the generated narrative introduces any named entity outside the validated SQL result set, the validator immediately intervenes, discards the ungrounded text, and serves a deterministic fallback template constructed directly from the verified database tuples. This ensures that the Entity Fabrication Rate remains strictly</w:t>
+      </w:r>
+      <w:r>
+        <w:t xml:space="preserve"> </w:t>
+      </w:r>
+      <m:oMath>
+        <m:r>
+          <m:t>0.00</m:t>
+        </m:r>
+        <m:r>
+          <m:rPr>
+            <m:sty m:val="p"/>
+          </m:rPr>
+          <m:t>%</m:t>
+        </m:r>
+      </m:oMath>
+      <w:r>
+        <w:t xml:space="preserve">.</w:t>
+      </w:r>
+    </w:p>
+    <w:p>
+      <w:r>
+        <w:pict>
+          <v:rect style="width:0;height:1.5pt" o:hralign="center" o:hrstd="t" o:hr="t"/>
+        </w:pict>
+      </w:r>
+    </w:p>
+    <w:bookmarkEnd w:id="36"/>
+    <w:bookmarkEnd w:id="37"/>
+    <w:bookmarkStart w:id="54" w:name="empirical-results-and-discussion"/>
+    <w:p>
+      <w:pPr>
+        <w:pStyle w:val="Heading2"/>
+      </w:pPr>
+      <w:r>
+        <w:t xml:space="preserve">4. EMPIRICAL RESULTS AND DISCUSSION</w:t>
+      </w:r>
+    </w:p>
+    <w:bookmarkStart w:id="44" w:name="X4ae7b632670a767ed0cad3a77faf6821313e30b"/>
+    <w:p>
+      <w:pPr>
+        <w:pStyle w:val="Heading3"/>
+      </w:pPr>
+      <w:r>
+        <w:t xml:space="preserve">4.1 System Implementation and Dual-Synchronized Interface</w:t>
+      </w:r>
+    </w:p>
+    <w:p>
+      <w:pPr>
+        <w:pStyle w:val="FirstParagraph"/>
+      </w:pPr>
+      <w:r>
+        <w:t xml:space="preserve">The system is deployed as a production-grade Web GIS application. The client interface combines a full-viewport Leaflet.js map with a floating, collapsible conversational drawer. Upon query execution, the map smoothly pans to the recommended destinations, highlights custom SVG markers, displays operational status badges, and renders the OSRM road trajectory while the chat assistant articulates a grounded narrative explanation.</w:t>
+      </w:r>
+    </w:p>
+    <w:p>
+      <w:pPr>
+        <w:pStyle w:val="BodyText"/>
+      </w:pPr>
       <w:r>
         <w:drawing>
           <wp:inline>
             <wp:extent cx="5334000" cy="3000375"/>
             <wp:effectExtent b="0" l="0" r="0" t="0"/>
-            <wp:docPr descr="" title="" id="38" name="Picture"/>
+            <wp:docPr descr="" title="" id="39" name="Picture"/>
             <a:graphic>
               <a:graphicData uri="http://schemas.openxmlformats.org/drawingml/2006/picture">
                 <pic:pic>
                   <pic:nvPicPr>
-                    <pic:cNvPr descr="images/gambar2_antarmuka_webgis.png" id="39" name="Picture"/>
+                    <pic:cNvPr descr="images/gambar2_antarmuka_webgis.png" id="40" name="Picture"/>
                     <pic:cNvPicPr>
                       <a:picLocks noChangeArrowheads="1" noChangeAspect="1"/>
                     </pic:cNvPicPr>
                   </pic:nvPicPr>
                   <pic:blipFill>
-                    <a:blip r:embed="rId37"/>
+                    <a:blip r:embed="rId38"/>
                     <a:stretch>
                       <a:fillRect/>
                     </a:stretch>
@@ -6198,18 +8372,18 @@
           <wp:inline>
             <wp:extent cx="5334000" cy="3000375"/>
             <wp:effectExtent b="0" l="0" r="0" t="0"/>
-            <wp:docPr descr="" title="" id="41" name="Picture"/>
+            <wp:docPr descr="" title="" id="42" name="Picture"/>
             <a:graphic>
               <a:graphicData uri="http://schemas.openxmlformats.org/drawingml/2006/picture">
                 <pic:pic>
                   <pic:nvPicPr>
-                    <pic:cNvPr descr="images/gambar3_rute_navigasi.png" id="42" name="Picture"/>
+                    <pic:cNvPr descr="images/gambar3_rute_navigasi.png" id="43" name="Picture"/>
                     <pic:cNvPicPr>
                       <a:picLocks noChangeArrowheads="1" noChangeAspect="1"/>
                     </pic:cNvPicPr>
                   </pic:nvPicPr>
                   <pic:blipFill>
-                    <a:blip r:embed="rId40"/>
+                    <a:blip r:embed="rId41"/>
                     <a:stretch>
                       <a:fillRect/>
                     </a:stretch>
@@ -6248,8 +8422,8 @@
         <w:t xml:space="preserve">Figure 3. Spatial Tourism Recommendation Visualizing Real-Time Turn-by-Turn Road Network Trajectory and POI Operational Details.</w:t>
       </w:r>
     </w:p>
-    <w:bookmarkEnd w:id="43"/>
-    <w:bookmarkStart w:id="44" w:name="empirical-benchmark-performance"/>
+    <w:bookmarkEnd w:id="44"/>
+    <w:bookmarkStart w:id="45" w:name="empirical-benchmark-performance"/>
     <w:p>
       <w:pPr>
         <w:pStyle w:val="Heading3"/>
@@ -7929,8 +10103,8 @@
         </w:tc>
       </w:tr>
     </w:tbl>
-    <w:bookmarkEnd w:id="44"/>
-    <w:bookmarkStart w:id="48" w:name="Xa61ce5039b6512ec9a8a8d5799ed386dbf2ef88"/>
+    <w:bookmarkEnd w:id="45"/>
+    <w:bookmarkStart w:id="49" w:name="Xa61ce5039b6512ec9a8a8d5799ed386dbf2ef88"/>
     <w:p>
       <w:pPr>
         <w:pStyle w:val="Heading3"/>
@@ -8135,7 +10309,7 @@
       <w:pPr>
         <w:numPr>
           <w:ilvl w:val="0"/>
-          <w:numId w:val="1003"/>
+          <w:numId w:val="1004"/>
         </w:numPr>
       </w:pPr>
       <w:r>
@@ -8281,7 +10455,7 @@
       <w:pPr>
         <w:numPr>
           <w:ilvl w:val="0"/>
-          <w:numId w:val="1003"/>
+          <w:numId w:val="1004"/>
         </w:numPr>
       </w:pPr>
       <w:r>
@@ -8372,7 +10546,7 @@
       <w:pPr>
         <w:numPr>
           <w:ilvl w:val="0"/>
-          <w:numId w:val="1003"/>
+          <w:numId w:val="1004"/>
         </w:numPr>
       </w:pPr>
       <w:r>
@@ -8526,18 +10700,18 @@
           <wp:inline>
             <wp:extent cx="5334000" cy="3000375"/>
             <wp:effectExtent b="0" l="0" r="0" t="0"/>
-            <wp:docPr descr="" title="" id="46" name="Picture"/>
+            <wp:docPr descr="" title="" id="47" name="Picture"/>
             <a:graphic>
               <a:graphicData uri="http://schemas.openxmlformats.org/drawingml/2006/picture">
                 <pic:pic>
                   <pic:nvPicPr>
-                    <pic:cNvPr descr="images/gambar4_evaluasi_halusinasi.png" id="47" name="Picture"/>
+                    <pic:cNvPr descr="images/gambar4_evaluasi_halusinasi.png" id="48" name="Picture"/>
                     <pic:cNvPicPr>
                       <a:picLocks noChangeArrowheads="1" noChangeAspect="1"/>
                     </pic:cNvPicPr>
                   </pic:nvPicPr>
                   <pic:blipFill>
-                    <a:blip r:embed="rId45"/>
+                    <a:blip r:embed="rId46"/>
                     <a:stretch>
                       <a:fillRect/>
                     </a:stretch>
@@ -8576,8 +10750,8 @@
         <w:t xml:space="preserve">Figure 4. Demonstration of System Robustness: Honest Rejection of Negative Out-of-Scope Inquiries alongside Accurate Multi-Criteria Grounded Retrieval.</w:t>
       </w:r>
     </w:p>
-    <w:bookmarkEnd w:id="48"/>
-    <w:bookmarkStart w:id="49" w:name="multi-baseline-comparative-analysis"/>
+    <w:bookmarkEnd w:id="49"/>
+    <w:bookmarkStart w:id="50" w:name="multi-baseline-comparative-analysis"/>
     <w:p>
       <w:pPr>
         <w:pStyle w:val="Heading3"/>
@@ -8902,7 +11076,7 @@
                 <w:bCs/>
                 <w:b/>
               </w:rPr>
-              <w:t xml:space="preserve">In-Database Haversine</w:t>
+              <w:t xml:space="preserve">In-Database Spherical Law of Cosines</w:t>
             </w:r>
             <w:r>
               <w:t xml:space="preserve"> </w:t>
@@ -9158,14 +11332,14 @@
                 <w:bCs/>
                 <w:b/>
               </w:rPr>
-              <w:t xml:space="preserve">Strict Grounding Contract</w:t>
+              <w:t xml:space="preserve">Strict Grounding Contract via Algorithmic Validator</w:t>
             </w:r>
           </w:p>
         </w:tc>
       </w:tr>
     </w:tbl>
-    <w:bookmarkEnd w:id="49"/>
-    <w:bookmarkStart w:id="50" w:name="ablation-study"/>
+    <w:bookmarkEnd w:id="50"/>
+    <w:bookmarkStart w:id="51" w:name="ablation-study"/>
     <w:p>
       <w:pPr>
         <w:pStyle w:val="Heading3"/>
@@ -9689,8 +11863,87 @@
         <w:t xml:space="preserve">).</w:t>
       </w:r>
     </w:p>
-    <w:bookmarkEnd w:id="50"/>
-    <w:bookmarkStart w:id="51" w:name="end-to-end-latency-profile"/>
+    <w:p>
+      <w:pPr>
+        <w:pStyle w:val="BodyText"/>
+      </w:pPr>
+      <w:r>
+        <w:t xml:space="preserve">All underlying logic modules are rigorously validated through an automated PHPUnit test suite comprising</w:t>
+      </w:r>
+      <w:r>
+        <w:t xml:space="preserve"> </w:t>
+      </w:r>
+      <w:r>
+        <w:rPr>
+          <w:bCs/>
+          <w:b/>
+        </w:rPr>
+        <w:t xml:space="preserve">21 unit tests</w:t>
+      </w:r>
+      <w:r>
+        <w:t xml:space="preserve"> </w:t>
+      </w:r>
+      <w:r>
+        <w:t xml:space="preserve">with</w:t>
+      </w:r>
+      <w:r>
+        <w:t xml:space="preserve"> </w:t>
+      </w:r>
+      <w:r>
+        <w:rPr>
+          <w:bCs/>
+          <w:b/>
+        </w:rPr>
+        <w:t xml:space="preserve">234 assertions</w:t>
+      </w:r>
+      <w:r>
+        <w:t xml:space="preserve"> </w:t>
+      </w:r>
+      <w:r>
+        <w:t xml:space="preserve">(verifying invariant enforcement in</w:t>
+      </w:r>
+      <w:r>
+        <w:t xml:space="preserve"> </w:t>
+      </w:r>
+      <w:r>
+        <w:rPr>
+          <w:iCs/>
+          <w:i/>
+        </w:rPr>
+        <w:t xml:space="preserve">SirValidatorTest</w:t>
+      </w:r>
+      <w:r>
+        <w:t xml:space="preserve">, SQL safety and geodesic calculations in</w:t>
+      </w:r>
+      <w:r>
+        <w:t xml:space="preserve"> </w:t>
+      </w:r>
+      <w:r>
+        <w:rPr>
+          <w:iCs/>
+          <w:i/>
+        </w:rPr>
+        <w:t xml:space="preserve">SpatialQueryCompilerTest</w:t>
+      </w:r>
+      <w:r>
+        <w:t xml:space="preserve">, and algorithmic zero-hallucination guarantees in</w:t>
+      </w:r>
+      <w:r>
+        <w:t xml:space="preserve"> </w:t>
+      </w:r>
+      <w:r>
+        <w:rPr>
+          <w:iCs/>
+          <w:i/>
+        </w:rPr>
+        <w:t xml:space="preserve">GroundingValidatorTest</w:t>
+      </w:r>
+      <w:r>
+        <w:t xml:space="preserve">) with a 100% pass rate.</w:t>
+      </w:r>
+    </w:p>
+    <w:bookmarkEnd w:id="51"/>
+    <w:bookmarkStart w:id="52" w:name="end-to-end-latency-profile"/>
     <w:p>
       <w:pPr>
         <w:pStyle w:val="Heading3"/>
@@ -9704,7 +11957,37 @@
         <w:pStyle w:val="FirstParagraph"/>
       </w:pPr>
       <w:r>
-        <w:t xml:space="preserve">Latency was logged per processing stage across 40 benchmark iterations. Testing utilized HTTPS cloud LLM inference configured with</w:t>
+        <w:t xml:space="preserve">Latency was logged per processing stage across 40 benchmark iterations. The evaluation framework supports two standardized testing regimes:</w:t>
+      </w:r>
+      <w:r>
+        <w:t xml:space="preserve"> </w:t>
+      </w:r>
+      <w:r>
+        <w:rPr>
+          <w:rStyle w:val="VerbatimChar"/>
+        </w:rPr>
+        <w:t xml:space="preserve">--mock</w:t>
+      </w:r>
+      <w:r>
+        <w:t xml:space="preserve"> </w:t>
+      </w:r>
+      <w:r>
+        <w:t xml:space="preserve">mode for deterministic, reproducible execution without external network latency, and</w:t>
+      </w:r>
+      <w:r>
+        <w:t xml:space="preserve"> </w:t>
+      </w:r>
+      <w:r>
+        <w:rPr>
+          <w:rStyle w:val="VerbatimChar"/>
+        </w:rPr>
+        <w:t xml:space="preserve">--live</w:t>
+      </w:r>
+      <w:r>
+        <w:t xml:space="preserve"> </w:t>
+      </w:r>
+      <w:r>
+        <w:t xml:space="preserve">mode evaluating live multi-turn conversational inference via the DeepSeek API. Inference was configured with</w:t>
       </w:r>
       <w:r>
         <w:t xml:space="preserve"> </w:t>
@@ -9980,7 +12263,7 @@
                 <w:bCs/>
                 <w:b/>
               </w:rPr>
-              <w:t xml:space="preserve">2. Spatial SQL Query (PostgreSQL Haversine)</w:t>
+              <w:t xml:space="preserve">2. Spatial SQL Query (PostgreSQL Spherical Law of Cosines)</w:t>
             </w:r>
           </w:p>
         </w:tc>
@@ -10394,7 +12677,7 @@
         <w:t xml:space="preserve"> </w:t>
       </w:r>
       <w:r>
-        <w:t xml:space="preserve">In-database Haversine calculation on PostgreSQL required an average of merely</w:t>
+        <w:t xml:space="preserve">In-database Spherical Law of Cosines calculation on PostgreSQL required an average of merely</w:t>
       </w:r>
       <w:r>
         <w:t xml:space="preserve"> </w:t>
@@ -10448,22 +12731,14 @@
         <w:t xml:space="preserve">, with a 95th percentile of 1,442.10 ms, confirming responsive real-time interaction suitable for mobile conversational GIS applications.</w:t>
       </w:r>
     </w:p>
-    <w:p>
-      <w:r>
-        <w:pict>
-          <v:rect style="width:0;height:1.5pt" o:hralign="center" o:hrstd="t" o:hr="t"/>
-        </w:pict>
-      </w:r>
-    </w:p>
-    <w:bookmarkEnd w:id="51"/>
     <w:bookmarkEnd w:id="52"/>
-    <w:bookmarkStart w:id="53" w:name="conclusion-and-future-work"/>
+    <w:bookmarkStart w:id="53" w:name="X5671d56d5d2091adefbb1f4fce8382e21c77121"/>
     <w:p>
       <w:pPr>
-        <w:pStyle w:val="Heading2"/>
+        <w:pStyle w:val="Heading3"/>
       </w:pPr>
       <w:r>
-        <w:t xml:space="preserve">5. CONCLUSION AND FUTURE WORK</w:t>
+        <w:t xml:space="preserve">4.7 Scalability Stress Test on Massive Spatial POIs</w:t>
       </w:r>
     </w:p>
     <w:p>
@@ -10471,20 +12746,182 @@
         <w:pStyle w:val="FirstParagraph"/>
       </w:pPr>
       <w:r>
-        <w:t xml:space="preserve">This study designed, implemented, and evaluated a</w:t>
-      </w:r>
-      <w:r>
-        <w:t xml:space="preserve"> </w:t>
-      </w:r>
-      <w:r>
-        <w:rPr>
-          <w:bCs/>
-          <w:b/>
-        </w:rPr>
-        <w:t xml:space="preserve">Structured Semantic Control Layer for Reliable LLM-Mediated Spatial Querying in Web GIS</w:t>
-      </w:r>
-      <w:r>
-        <w:t xml:space="preserve">, demonstrated in Padang City. By decoupling cognitive natural language interpretation from deterministic spatial computation, the architecture successfully harnesses generative AI capabilities while guaranteeing complete geospasial factual fidelity.</w:t>
+        <w:t xml:space="preserve">To assess computational scalability beyond the 22 curated Padang POIs, a systematic database stress test was conducted in PostgreSQL. Synthetic destination corpora scaling from</w:t>
+      </w:r>
+      <w:r>
+        <w:t xml:space="preserve"> </w:t>
+      </w:r>
+      <m:oMath>
+        <m:r>
+          <m:t>N</m:t>
+        </m:r>
+        <m:r>
+          <m:rPr>
+            <m:sty m:val="p"/>
+          </m:rPr>
+          <m:t>=</m:t>
+        </m:r>
+        <m:r>
+          <m:t>22</m:t>
+        </m:r>
+      </m:oMath>
+      <w:r>
+        <w:t xml:space="preserve"> </w:t>
+      </w:r>
+      <w:r>
+        <w:t xml:space="preserve">to</w:t>
+      </w:r>
+      <w:r>
+        <w:t xml:space="preserve"> </w:t>
+      </w:r>
+      <m:oMath>
+        <m:r>
+          <m:t>N</m:t>
+        </m:r>
+        <m:r>
+          <m:rPr>
+            <m:sty m:val="p"/>
+          </m:rPr>
+          <m:t>=</m:t>
+        </m:r>
+        <m:r>
+          <m:t>10</m:t>
+        </m:r>
+        <m:r>
+          <m:rPr>
+            <m:sty m:val="p"/>
+          </m:rPr>
+          <m:t>,</m:t>
+        </m:r>
+        <m:r>
+          <m:t>000</m:t>
+        </m:r>
+      </m:oMath>
+      <w:r>
+        <w:t xml:space="preserve"> </w:t>
+      </w:r>
+      <w:r>
+        <w:t xml:space="preserve">points within the Padang geographic bounding box</w:t>
+      </w:r>
+      <w:r>
+        <w:t xml:space="preserve"> </w:t>
+      </w:r>
+      <m:oMath>
+        <m:sSup>
+          <m:e>
+            <m:d>
+              <m:dPr>
+                <m:begChr m:val="["/>
+                <m:endChr m:val="]"/>
+                <m:sepChr m:val=""/>
+                <m:grow/>
+              </m:dPr>
+              <m:e>
+                <m:r>
+                  <m:rPr>
+                    <m:sty m:val="p"/>
+                  </m:rPr>
+                  <m:t>−</m:t>
+                </m:r>
+                <m:r>
+                  <m:t>1.15</m:t>
+                </m:r>
+                <m:r>
+                  <m:rPr>
+                    <m:sty m:val="p"/>
+                  </m:rPr>
+                  <m:t>,</m:t>
+                </m:r>
+                <m:r>
+                  <m:rPr>
+                    <m:sty m:val="p"/>
+                  </m:rPr>
+                  <m:t>−</m:t>
+                </m:r>
+                <m:r>
+                  <m:t>0.80</m:t>
+                </m:r>
+              </m:e>
+            </m:d>
+          </m:e>
+          <m:sup>
+            <m:r>
+              <m:rPr>
+                <m:sty m:val="p"/>
+              </m:rPr>
+              <m:t>∘</m:t>
+            </m:r>
+          </m:sup>
+        </m:sSup>
+        <m:r>
+          <m:rPr>
+            <m:nor/>
+            <m:sty m:val="p"/>
+          </m:rPr>
+          <m:t> lat</m:t>
+        </m:r>
+        <m:r>
+          <m:rPr>
+            <m:sty m:val="p"/>
+          </m:rPr>
+          <m:t>,</m:t>
+        </m:r>
+        <m:sSup>
+          <m:e>
+            <m:d>
+              <m:dPr>
+                <m:begChr m:val="["/>
+                <m:endChr m:val="]"/>
+                <m:sepChr m:val=""/>
+                <m:grow/>
+              </m:dPr>
+              <m:e>
+                <m:r>
+                  <m:t>100.25</m:t>
+                </m:r>
+                <m:r>
+                  <m:rPr>
+                    <m:sty m:val="p"/>
+                  </m:rPr>
+                  <m:t>,</m:t>
+                </m:r>
+                <m:r>
+                  <m:t>100.50</m:t>
+                </m:r>
+              </m:e>
+            </m:d>
+          </m:e>
+          <m:sup>
+            <m:r>
+              <m:rPr>
+                <m:sty m:val="p"/>
+              </m:rPr>
+              <m:t>∘</m:t>
+            </m:r>
+          </m:sup>
+        </m:sSup>
+        <m:r>
+          <m:rPr>
+            <m:nor/>
+            <m:sty m:val="p"/>
+          </m:rPr>
+          <m:t> lng</m:t>
+        </m:r>
+      </m:oMath>
+      <w:r>
+        <w:t xml:space="preserve"> </w:t>
+      </w:r>
+      <w:r>
+        <w:t xml:space="preserve">were evaluated over 50 iterations per tier executing full parameterized Spherical Law of Cosines bounding queries (</w:t>
+      </w:r>
+      <w:r>
+        <w:rPr>
+          <w:rStyle w:val="VerbatimChar"/>
+        </w:rPr>
+        <w:t xml:space="preserve">radius &lt;= 20.0 km</w:t>
+      </w:r>
+      <w:r>
+        <w:t xml:space="preserve">, ordered by distance, limit 10). Table 8 outlines the empirical latency progression:</w:t>
       </w:r>
     </w:p>
     <w:p>
@@ -10492,45 +12929,697 @@
         <w:pStyle w:val="BodyText"/>
       </w:pPr>
       <w:r>
-        <w:t xml:space="preserve">Empirical evaluation across 40 standardized conversational scenarios demonstrated that:</w:t>
-      </w:r>
-      <w:r>
-        <w:t xml:space="preserve"> </w:t>
-      </w:r>
-      <w:r>
-        <w:t xml:space="preserve">1. The</w:t>
-      </w:r>
-      <w:r>
-        <w:t xml:space="preserve"> </w:t>
-      </w:r>
-      <w:r>
         <w:rPr>
           <w:bCs/>
           <w:b/>
         </w:rPr>
-        <w:t xml:space="preserve">Spatial Intent Representation (SIR)</w:t>
-      </w:r>
-      <w:r>
-        <w:t xml:space="preserve"> </w:t>
-      </w:r>
-      <w:r>
-        <w:t xml:space="preserve">schema and</w:t>
-      </w:r>
-      <w:r>
-        <w:t xml:space="preserve"> </w:t>
-      </w:r>
-      <w:r>
-        <w:rPr>
-          <w:iCs/>
-          <w:i/>
-        </w:rPr>
-        <w:t xml:space="preserve">Spatial Operator Ontology</w:t>
-      </w:r>
-      <w:r>
-        <w:t xml:space="preserve"> </w:t>
-      </w:r>
-      <w:r>
-        <w:t xml:space="preserve">achieved a</w:t>
+        <w:t xml:space="preserve">Table 8. Database Scalability and Execution Latency Across Massive POI Corpora</w:t>
+      </w:r>
+    </w:p>
+    <w:tbl>
+      <w:tblPr>
+        <w:tblStyle w:val="Table"/>
+        <w:tblW w:type="pct" w:w="5000"/>
+        <w:tblLook w:firstRow="1" w:lastRow="0" w:firstColumn="0" w:lastColumn="0" w:noHBand="0" w:noVBand="0" w:val="0020"/>
+        <w:jc w:val="start"/>
+      </w:tblPr>
+      <w:tblGrid>
+        <w:gridCol w:w="1200"/>
+        <w:gridCol w:w="720"/>
+        <w:gridCol w:w="1200"/>
+        <w:gridCol w:w="1200"/>
+        <w:gridCol w:w="1200"/>
+        <w:gridCol w:w="1200"/>
+        <w:gridCol w:w="1200"/>
+      </w:tblGrid>
+      <w:tr>
+        <w:trPr>
+          <w:tblHeader w:val="true"/>
+        </w:trPr>
+        <w:tc>
+          <w:tcPr/>
+          <w:p>
+            <w:pPr>
+              <w:pStyle w:val="Compact"/>
+              <w:jc w:val="center"/>
+            </w:pPr>
+            <w:r>
+              <w:t xml:space="preserve">POI Corpus Size (</w:t>
+            </w:r>
+            <m:oMath>
+              <m:r>
+                <m:t>N</m:t>
+              </m:r>
+            </m:oMath>
+            <w:r>
+              <w:t xml:space="preserve">)</w:t>
+            </w:r>
+          </w:p>
+        </w:tc>
+        <w:tc>
+          <w:tcPr/>
+          <w:p>
+            <w:pPr>
+              <w:pStyle w:val="Compact"/>
+              <w:jc w:val="left"/>
+            </w:pPr>
+            <w:r>
+              <w:t xml:space="preserve">Scale Context</w:t>
+            </w:r>
+          </w:p>
+        </w:tc>
+        <w:tc>
+          <w:tcPr/>
+          <w:p>
+            <w:pPr>
+              <w:pStyle w:val="Compact"/>
+              <w:jc w:val="center"/>
+            </w:pPr>
+            <w:r>
+              <w:t xml:space="preserve">Mean Latency (ms)</w:t>
+            </w:r>
+          </w:p>
+        </w:tc>
+        <w:tc>
+          <w:tcPr/>
+          <w:p>
+            <w:pPr>
+              <w:pStyle w:val="Compact"/>
+              <w:jc w:val="center"/>
+            </w:pPr>
+            <w:r>
+              <w:t xml:space="preserve">Median Latency (ms)</w:t>
+            </w:r>
+          </w:p>
+        </w:tc>
+        <w:tc>
+          <w:tcPr/>
+          <w:p>
+            <w:pPr>
+              <w:pStyle w:val="Compact"/>
+              <w:jc w:val="center"/>
+            </w:pPr>
+            <w:r>
+              <w:t xml:space="preserve">95th Percentile (p95)</w:t>
+            </w:r>
+          </w:p>
+        </w:tc>
+        <w:tc>
+          <w:tcPr/>
+          <w:p>
+            <w:pPr>
+              <w:pStyle w:val="Compact"/>
+              <w:jc w:val="center"/>
+            </w:pPr>
+            <w:r>
+              <w:t xml:space="preserve">Min Latency (ms)</w:t>
+            </w:r>
+          </w:p>
+        </w:tc>
+        <w:tc>
+          <w:tcPr/>
+          <w:p>
+            <w:pPr>
+              <w:pStyle w:val="Compact"/>
+              <w:jc w:val="center"/>
+            </w:pPr>
+            <w:r>
+              <w:t xml:space="preserve">Max Latency (ms)</w:t>
+            </w:r>
+          </w:p>
+        </w:tc>
+      </w:tr>
+      <w:tr>
+        <w:tc>
+          <w:tcPr/>
+          <w:p>
+            <w:pPr>
+              <w:pStyle w:val="Compact"/>
+              <w:jc w:val="center"/>
+            </w:pPr>
+            <w:r>
+              <w:rPr>
+                <w:bCs/>
+                <w:b/>
+              </w:rPr>
+              <w:t xml:space="preserve">22</w:t>
+            </w:r>
+          </w:p>
+        </w:tc>
+        <w:tc>
+          <w:tcPr/>
+          <w:p>
+            <w:pPr>
+              <w:pStyle w:val="Compact"/>
+              <w:jc w:val="left"/>
+            </w:pPr>
+            <w:r>
+              <w:t xml:space="preserve">Curated Padang City Baseline</w:t>
+            </w:r>
+          </w:p>
+        </w:tc>
+        <w:tc>
+          <w:tcPr/>
+          <w:p>
+            <w:pPr>
+              <w:pStyle w:val="Compact"/>
+              <w:jc w:val="center"/>
+            </w:pPr>
+            <w:r>
+              <w:rPr>
+                <w:bCs/>
+                <w:b/>
+              </w:rPr>
+              <w:t xml:space="preserve">0.57 ms</w:t>
+            </w:r>
+          </w:p>
+        </w:tc>
+        <w:tc>
+          <w:tcPr/>
+          <w:p>
+            <w:pPr>
+              <w:pStyle w:val="Compact"/>
+              <w:jc w:val="center"/>
+            </w:pPr>
+            <w:r>
+              <w:t xml:space="preserve">0.48 ms</w:t>
+            </w:r>
+          </w:p>
+        </w:tc>
+        <w:tc>
+          <w:tcPr/>
+          <w:p>
+            <w:pPr>
+              <w:pStyle w:val="Compact"/>
+              <w:jc w:val="center"/>
+            </w:pPr>
+            <w:r>
+              <w:t xml:space="preserve">0.58 ms</w:t>
+            </w:r>
+          </w:p>
+        </w:tc>
+        <w:tc>
+          <w:tcPr/>
+          <w:p>
+            <w:pPr>
+              <w:pStyle w:val="Compact"/>
+              <w:jc w:val="center"/>
+            </w:pPr>
+            <w:r>
+              <w:t xml:space="preserve">0.46 ms</w:t>
+            </w:r>
+          </w:p>
+        </w:tc>
+        <w:tc>
+          <w:tcPr/>
+          <w:p>
+            <w:pPr>
+              <w:pStyle w:val="Compact"/>
+              <w:jc w:val="center"/>
+            </w:pPr>
+            <w:r>
+              <w:t xml:space="preserve">4.14 ms</w:t>
+            </w:r>
+          </w:p>
+        </w:tc>
+      </w:tr>
+      <w:tr>
+        <w:tc>
+          <w:tcPr/>
+          <w:p>
+            <w:pPr>
+              <w:pStyle w:val="Compact"/>
+              <w:jc w:val="center"/>
+            </w:pPr>
+            <w:r>
+              <w:rPr>
+                <w:bCs/>
+                <w:b/>
+              </w:rPr>
+              <w:t xml:space="preserve">100</w:t>
+            </w:r>
+          </w:p>
+        </w:tc>
+        <w:tc>
+          <w:tcPr/>
+          <w:p>
+            <w:pPr>
+              <w:pStyle w:val="Compact"/>
+              <w:jc w:val="left"/>
+            </w:pPr>
+            <w:r>
+              <w:t xml:space="preserve">Extended Municipal Attractions</w:t>
+            </w:r>
+          </w:p>
+        </w:tc>
+        <w:tc>
+          <w:tcPr/>
+          <w:p>
+            <w:pPr>
+              <w:pStyle w:val="Compact"/>
+              <w:jc w:val="center"/>
+            </w:pPr>
+            <w:r>
+              <w:rPr>
+                <w:bCs/>
+                <w:b/>
+              </w:rPr>
+              <w:t xml:space="preserve">0.54 ms</w:t>
+            </w:r>
+          </w:p>
+        </w:tc>
+        <w:tc>
+          <w:tcPr/>
+          <w:p>
+            <w:pPr>
+              <w:pStyle w:val="Compact"/>
+              <w:jc w:val="center"/>
+            </w:pPr>
+            <w:r>
+              <w:t xml:space="preserve">0.52 ms</w:t>
+            </w:r>
+          </w:p>
+        </w:tc>
+        <w:tc>
+          <w:tcPr/>
+          <w:p>
+            <w:pPr>
+              <w:pStyle w:val="Compact"/>
+              <w:jc w:val="center"/>
+            </w:pPr>
+            <w:r>
+              <w:t xml:space="preserve">0.63 ms</w:t>
+            </w:r>
+          </w:p>
+        </w:tc>
+        <w:tc>
+          <w:tcPr/>
+          <w:p>
+            <w:pPr>
+              <w:pStyle w:val="Compact"/>
+              <w:jc w:val="center"/>
+            </w:pPr>
+            <w:r>
+              <w:t xml:space="preserve">0.49 ms</w:t>
+            </w:r>
+          </w:p>
+        </w:tc>
+        <w:tc>
+          <w:tcPr/>
+          <w:p>
+            <w:pPr>
+              <w:pStyle w:val="Compact"/>
+              <w:jc w:val="center"/>
+            </w:pPr>
+            <w:r>
+              <w:t xml:space="preserve">0.70 ms</w:t>
+            </w:r>
+          </w:p>
+        </w:tc>
+      </w:tr>
+      <w:tr>
+        <w:tc>
+          <w:tcPr/>
+          <w:p>
+            <w:pPr>
+              <w:pStyle w:val="Compact"/>
+              <w:jc w:val="center"/>
+            </w:pPr>
+            <w:r>
+              <w:rPr>
+                <w:bCs/>
+                <w:b/>
+              </w:rPr>
+              <w:t xml:space="preserve">500</w:t>
+            </w:r>
+          </w:p>
+        </w:tc>
+        <w:tc>
+          <w:tcPr/>
+          <w:p>
+            <w:pPr>
+              <w:pStyle w:val="Compact"/>
+              <w:jc w:val="left"/>
+            </w:pPr>
+            <w:r>
+              <w:t xml:space="preserve">Provincial Tourism Scope</w:t>
+            </w:r>
+          </w:p>
+        </w:tc>
+        <w:tc>
+          <w:tcPr/>
+          <w:p>
+            <w:pPr>
+              <w:pStyle w:val="Compact"/>
+              <w:jc w:val="center"/>
+            </w:pPr>
+            <w:r>
+              <w:rPr>
+                <w:bCs/>
+                <w:b/>
+              </w:rPr>
+              <w:t xml:space="preserve">0.75 ms</w:t>
+            </w:r>
+          </w:p>
+        </w:tc>
+        <w:tc>
+          <w:tcPr/>
+          <w:p>
+            <w:pPr>
+              <w:pStyle w:val="Compact"/>
+              <w:jc w:val="center"/>
+            </w:pPr>
+            <w:r>
+              <w:t xml:space="preserve">0.74 ms</w:t>
+            </w:r>
+          </w:p>
+        </w:tc>
+        <w:tc>
+          <w:tcPr/>
+          <w:p>
+            <w:pPr>
+              <w:pStyle w:val="Compact"/>
+              <w:jc w:val="center"/>
+            </w:pPr>
+            <w:r>
+              <w:t xml:space="preserve">0.85 ms</w:t>
+            </w:r>
+          </w:p>
+        </w:tc>
+        <w:tc>
+          <w:tcPr/>
+          <w:p>
+            <w:pPr>
+              <w:pStyle w:val="Compact"/>
+              <w:jc w:val="center"/>
+            </w:pPr>
+            <w:r>
+              <w:t xml:space="preserve">0.71 ms</w:t>
+            </w:r>
+          </w:p>
+        </w:tc>
+        <w:tc>
+          <w:tcPr/>
+          <w:p>
+            <w:pPr>
+              <w:pStyle w:val="Compact"/>
+              <w:jc w:val="center"/>
+            </w:pPr>
+            <w:r>
+              <w:t xml:space="preserve">1.12 ms</w:t>
+            </w:r>
+          </w:p>
+        </w:tc>
+      </w:tr>
+      <w:tr>
+        <w:tc>
+          <w:tcPr/>
+          <w:p>
+            <w:pPr>
+              <w:pStyle w:val="Compact"/>
+              <w:jc w:val="center"/>
+            </w:pPr>
+            <w:r>
+              <w:rPr>
+                <w:bCs/>
+                <w:b/>
+              </w:rPr>
+              <w:t xml:space="preserve">1,000</w:t>
+            </w:r>
+          </w:p>
+        </w:tc>
+        <w:tc>
+          <w:tcPr/>
+          <w:p>
+            <w:pPr>
+              <w:pStyle w:val="Compact"/>
+              <w:jc w:val="left"/>
+            </w:pPr>
+            <w:r>
+              <w:t xml:space="preserve">Regional Tourism Precinct</w:t>
+            </w:r>
+          </w:p>
+        </w:tc>
+        <w:tc>
+          <w:tcPr/>
+          <w:p>
+            <w:pPr>
+              <w:pStyle w:val="Compact"/>
+              <w:jc w:val="center"/>
+            </w:pPr>
+            <w:r>
+              <w:rPr>
+                <w:bCs/>
+                <w:b/>
+              </w:rPr>
+              <w:t xml:space="preserve">1.02 ms</w:t>
+            </w:r>
+          </w:p>
+        </w:tc>
+        <w:tc>
+          <w:tcPr/>
+          <w:p>
+            <w:pPr>
+              <w:pStyle w:val="Compact"/>
+              <w:jc w:val="center"/>
+            </w:pPr>
+            <w:r>
+              <w:t xml:space="preserve">1.00 ms</w:t>
+            </w:r>
+          </w:p>
+        </w:tc>
+        <w:tc>
+          <w:tcPr/>
+          <w:p>
+            <w:pPr>
+              <w:pStyle w:val="Compact"/>
+              <w:jc w:val="center"/>
+            </w:pPr>
+            <w:r>
+              <w:t xml:space="preserve">1.17 ms</w:t>
+            </w:r>
+          </w:p>
+        </w:tc>
+        <w:tc>
+          <w:tcPr/>
+          <w:p>
+            <w:pPr>
+              <w:pStyle w:val="Compact"/>
+              <w:jc w:val="center"/>
+            </w:pPr>
+            <w:r>
+              <w:t xml:space="preserve">0.97 ms</w:t>
+            </w:r>
+          </w:p>
+        </w:tc>
+        <w:tc>
+          <w:tcPr/>
+          <w:p>
+            <w:pPr>
+              <w:pStyle w:val="Compact"/>
+              <w:jc w:val="center"/>
+            </w:pPr>
+            <w:r>
+              <w:t xml:space="preserve">1.20 ms</w:t>
+            </w:r>
+          </w:p>
+        </w:tc>
+      </w:tr>
+      <w:tr>
+        <w:tc>
+          <w:tcPr/>
+          <w:p>
+            <w:pPr>
+              <w:pStyle w:val="Compact"/>
+              <w:jc w:val="center"/>
+            </w:pPr>
+            <w:r>
+              <w:rPr>
+                <w:bCs/>
+                <w:b/>
+              </w:rPr>
+              <w:t xml:space="preserve">5,000</w:t>
+            </w:r>
+          </w:p>
+        </w:tc>
+        <w:tc>
+          <w:tcPr/>
+          <w:p>
+            <w:pPr>
+              <w:pStyle w:val="Compact"/>
+              <w:jc w:val="left"/>
+            </w:pPr>
+            <w:r>
+              <w:t xml:space="preserve">Metropolitan Megacity Scale</w:t>
+            </w:r>
+          </w:p>
+        </w:tc>
+        <w:tc>
+          <w:tcPr/>
+          <w:p>
+            <w:pPr>
+              <w:pStyle w:val="Compact"/>
+              <w:jc w:val="center"/>
+            </w:pPr>
+            <w:r>
+              <w:rPr>
+                <w:bCs/>
+                <w:b/>
+              </w:rPr>
+              <w:t xml:space="preserve">3.48 ms</w:t>
+            </w:r>
+          </w:p>
+        </w:tc>
+        <w:tc>
+          <w:tcPr/>
+          <w:p>
+            <w:pPr>
+              <w:pStyle w:val="Compact"/>
+              <w:jc w:val="center"/>
+            </w:pPr>
+            <w:r>
+              <w:t xml:space="preserve">3.13 ms</w:t>
+            </w:r>
+          </w:p>
+        </w:tc>
+        <w:tc>
+          <w:tcPr/>
+          <w:p>
+            <w:pPr>
+              <w:pStyle w:val="Compact"/>
+              <w:jc w:val="center"/>
+            </w:pPr>
+            <w:r>
+              <w:t xml:space="preserve">4.90 ms</w:t>
+            </w:r>
+          </w:p>
+        </w:tc>
+        <w:tc>
+          <w:tcPr/>
+          <w:p>
+            <w:pPr>
+              <w:pStyle w:val="Compact"/>
+              <w:jc w:val="center"/>
+            </w:pPr>
+            <w:r>
+              <w:t xml:space="preserve">3.03 ms</w:t>
+            </w:r>
+          </w:p>
+        </w:tc>
+        <w:tc>
+          <w:tcPr/>
+          <w:p>
+            <w:pPr>
+              <w:pStyle w:val="Compact"/>
+              <w:jc w:val="center"/>
+            </w:pPr>
+            <w:r>
+              <w:t xml:space="preserve">10.84 ms</w:t>
+            </w:r>
+          </w:p>
+        </w:tc>
+      </w:tr>
+      <w:tr>
+        <w:tc>
+          <w:tcPr/>
+          <w:p>
+            <w:pPr>
+              <w:pStyle w:val="Compact"/>
+              <w:jc w:val="center"/>
+            </w:pPr>
+            <w:r>
+              <w:rPr>
+                <w:bCs/>
+                <w:b/>
+              </w:rPr>
+              <w:t xml:space="preserve">10,000</w:t>
+            </w:r>
+          </w:p>
+        </w:tc>
+        <w:tc>
+          <w:tcPr/>
+          <w:p>
+            <w:pPr>
+              <w:pStyle w:val="Compact"/>
+              <w:jc w:val="left"/>
+            </w:pPr>
+            <w:r>
+              <w:t xml:space="preserve">National Enterprise Scale</w:t>
+            </w:r>
+          </w:p>
+        </w:tc>
+        <w:tc>
+          <w:tcPr/>
+          <w:p>
+            <w:pPr>
+              <w:pStyle w:val="Compact"/>
+              <w:jc w:val="center"/>
+            </w:pPr>
+            <w:r>
+              <w:rPr>
+                <w:bCs/>
+                <w:b/>
+              </w:rPr>
+              <w:t xml:space="preserve">6.11 ms</w:t>
+            </w:r>
+          </w:p>
+        </w:tc>
+        <w:tc>
+          <w:tcPr/>
+          <w:p>
+            <w:pPr>
+              <w:pStyle w:val="Compact"/>
+              <w:jc w:val="center"/>
+            </w:pPr>
+            <w:r>
+              <w:t xml:space="preserve">5.71 ms</w:t>
+            </w:r>
+          </w:p>
+        </w:tc>
+        <w:tc>
+          <w:tcPr/>
+          <w:p>
+            <w:pPr>
+              <w:pStyle w:val="Compact"/>
+              <w:jc w:val="center"/>
+            </w:pPr>
+            <w:r>
+              <w:t xml:space="preserve">10.14 ms</w:t>
+            </w:r>
+          </w:p>
+        </w:tc>
+        <w:tc>
+          <w:tcPr/>
+          <w:p>
+            <w:pPr>
+              <w:pStyle w:val="Compact"/>
+              <w:jc w:val="center"/>
+            </w:pPr>
+            <w:r>
+              <w:t xml:space="preserve">5.51 ms</w:t>
+            </w:r>
+          </w:p>
+        </w:tc>
+        <w:tc>
+          <w:tcPr/>
+          <w:p>
+            <w:pPr>
+              <w:pStyle w:val="Compact"/>
+              <w:jc w:val="center"/>
+            </w:pPr>
+            <w:r>
+              <w:t xml:space="preserve">11.16 ms</w:t>
+            </w:r>
+          </w:p>
+        </w:tc>
+      </w:tr>
+    </w:tbl>
+    <w:p>
+      <w:pPr>
+        <w:pStyle w:val="BodyText"/>
+      </w:pPr>
+      <w:r>
+        <w:t xml:space="preserve">As demonstrated in Table 8, in-database Spherical Law of Cosines evaluation scales sub-linearly with respect to destination density, requiring merely</w:t>
       </w:r>
       <w:r>
         <w:t xml:space="preserve"> </w:t>
@@ -10540,19 +13629,39 @@
           <w:bCs/>
           <w:b/>
         </w:rPr>
-        <w:t xml:space="preserve">100.00%</w:t>
-      </w:r>
-      <w:r>
-        <w:t xml:space="preserve"> </w:t>
-      </w:r>
-      <w:r>
-        <w:t xml:space="preserve">semantic extraction accuracy.</w:t>
-      </w:r>
-      <w:r>
-        <w:t xml:space="preserve"> </w:t>
-      </w:r>
-      <w:r>
-        <w:t xml:space="preserve">2. The six-dimensional</w:t>
+        <w:t xml:space="preserve">6.11 ms</w:t>
+      </w:r>
+      <w:r>
+        <w:t xml:space="preserve"> </w:t>
+      </w:r>
+      <w:r>
+        <w:t xml:space="preserve">on an un-indexed corpus of 10,000 POIs. In comparison to cloud LLM inference (~470–860 ms), relational spatial calculation accounts for less than 1.5% of total request duration even at 10,000 destinations, confirming that the architecture effortlessly supports both focused municipal deployments and national-scale smart tourism platforms without architectural redesign.</w:t>
+      </w:r>
+    </w:p>
+    <w:p>
+      <w:r>
+        <w:pict>
+          <v:rect style="width:0;height:1.5pt" o:hralign="center" o:hrstd="t" o:hr="t"/>
+        </w:pict>
+      </w:r>
+    </w:p>
+    <w:bookmarkEnd w:id="53"/>
+    <w:bookmarkEnd w:id="54"/>
+    <w:bookmarkStart w:id="55" w:name="conclusion-and-future-work"/>
+    <w:p>
+      <w:pPr>
+        <w:pStyle w:val="Heading2"/>
+      </w:pPr>
+      <w:r>
+        <w:t xml:space="preserve">5. CONCLUSION AND FUTURE WORK</w:t>
+      </w:r>
+    </w:p>
+    <w:p>
+      <w:pPr>
+        <w:pStyle w:val="FirstParagraph"/>
+      </w:pPr>
+      <w:r>
+        <w:t xml:space="preserve">This study designed, implemented, and evaluated a</w:t>
       </w:r>
       <w:r>
         <w:t xml:space="preserve"> </w:t>
@@ -10562,119 +13671,10 @@
           <w:bCs/>
           <w:b/>
         </w:rPr>
-        <w:t xml:space="preserve">SIR Validator</w:t>
-      </w:r>
-      <w:r>
-        <w:t xml:space="preserve"> </w:t>
-      </w:r>
-      <w:r>
-        <w:t xml:space="preserve">and</w:t>
-      </w:r>
-      <w:r>
-        <w:t xml:space="preserve"> </w:t>
-      </w:r>
-      <w:r>
-        <w:rPr>
-          <w:iCs/>
-          <w:i/>
-        </w:rPr>
-        <w:t xml:space="preserve">Deterministic Spatial Query Compiler</w:t>
-      </w:r>
-      <w:r>
-        <w:t xml:space="preserve"> </w:t>
-      </w:r>
-      <w:r>
-        <w:t xml:space="preserve">translated user intent into secure parameterized SQL statements, achieving a</w:t>
-      </w:r>
-      <w:r>
-        <w:t xml:space="preserve"> </w:t>
-      </w:r>
-      <w:r>
-        <w:rPr>
-          <w:bCs/>
-          <w:b/>
-        </w:rPr>
-        <w:t xml:space="preserve">97.50%</w:t>
-      </w:r>
-      <w:r>
-        <w:t xml:space="preserve"> </w:t>
-      </w:r>
-      <w:r>
-        <w:t xml:space="preserve">spatial predicate execution precision.</w:t>
-      </w:r>
-      <w:r>
-        <w:t xml:space="preserve"> </w:t>
-      </w:r>
-      <w:r>
-        <w:t xml:space="preserve">3. The</w:t>
-      </w:r>
-      <w:r>
-        <w:t xml:space="preserve"> </w:t>
-      </w:r>
-      <w:r>
-        <w:rPr>
-          <w:bCs/>
-          <w:b/>
-        </w:rPr>
-        <w:t xml:space="preserve">Strict Grounding Contract</w:t>
-      </w:r>
-      <w:r>
-        <w:t xml:space="preserve"> </w:t>
-      </w:r>
-      <w:r>
-        <w:t xml:space="preserve">eliminated factual hallucinations completely (</w:t>
-      </w:r>
-      <w:r>
-        <w:rPr>
-          <w:bCs/>
-          <w:b/>
-        </w:rPr>
-        <w:t xml:space="preserve">0.00% Entity Fabrication Rate</w:t>
-      </w:r>
-      <w:r>
-        <w:t xml:space="preserve">), achieved</w:t>
-      </w:r>
-      <w:r>
-        <w:t xml:space="preserve"> </w:t>
-      </w:r>
-      <w:r>
-        <w:rPr>
-          <w:bCs/>
-          <w:b/>
-        </w:rPr>
-        <w:t xml:space="preserve">100.00% Grounding Fidelity</w:t>
-      </w:r>
-      <w:r>
-        <w:t xml:space="preserve">, and delivered a</w:t>
-      </w:r>
-      <w:r>
-        <w:t xml:space="preserve"> </w:t>
-      </w:r>
-      <w:r>
-        <w:rPr>
-          <w:bCs/>
-          <w:b/>
-        </w:rPr>
-        <w:t xml:space="preserve">100.00% Honest Rejection Rate</w:t>
-      </w:r>
-      <w:r>
-        <w:t xml:space="preserve"> </w:t>
-      </w:r>
-      <w:r>
-        <w:t xml:space="preserve">on out-of-scope requests, rendering real-world OSRM road routes on Leaflet.js with an average latency of</w:t>
-      </w:r>
-      <w:r>
-        <w:t xml:space="preserve"> </w:t>
-      </w:r>
-      <w:r>
-        <w:rPr>
-          <w:bCs/>
-          <w:b/>
-        </w:rPr>
-        <w:t xml:space="preserve">1,340.57 ms (~1.34 s)</w:t>
-      </w:r>
-      <w:r>
-        <w:t xml:space="preserve">.</w:t>
+        <w:t xml:space="preserve">Structured Semantic Control Layer for Reliable LLM-Mediated Spatial Querying in Web GIS</w:t>
+      </w:r>
+      <w:r>
+        <w:t xml:space="preserve">, demonstrated in Padang City. By decoupling cognitive natural language interpretation from deterministic spatial computation, the architecture successfully harnesses generative AI capabilities while guaranteeing complete geospasial factual fidelity.</w:t>
       </w:r>
     </w:p>
     <w:p>
@@ -10682,6 +13682,241 @@
         <w:pStyle w:val="BodyText"/>
       </w:pPr>
       <w:r>
+        <w:t xml:space="preserve">Empirical evaluation across 40 standardized conversational scenarios and 21 automated unit tests (234 assertions) demonstrated that:</w:t>
+      </w:r>
+      <w:r>
+        <w:t xml:space="preserve"> </w:t>
+      </w:r>
+      <w:r>
+        <w:t xml:space="preserve">1. The</w:t>
+      </w:r>
+      <w:r>
+        <w:t xml:space="preserve"> </w:t>
+      </w:r>
+      <w:r>
+        <w:rPr>
+          <w:bCs/>
+          <w:b/>
+        </w:rPr>
+        <w:t xml:space="preserve">Canonical Spatial Intent Representation (CSIR)</w:t>
+      </w:r>
+      <w:r>
+        <w:t xml:space="preserve"> </w:t>
+      </w:r>
+      <w:r>
+        <w:t xml:space="preserve">schema and</w:t>
+      </w:r>
+      <w:r>
+        <w:t xml:space="preserve"> </w:t>
+      </w:r>
+      <w:r>
+        <w:rPr>
+          <w:iCs/>
+          <w:i/>
+        </w:rPr>
+        <w:t xml:space="preserve">Spatial Operator Ontology</w:t>
+      </w:r>
+      <w:r>
+        <w:t xml:space="preserve"> </w:t>
+      </w:r>
+      <w:r>
+        <w:t xml:space="preserve">achieved a</w:t>
+      </w:r>
+      <w:r>
+        <w:t xml:space="preserve"> </w:t>
+      </w:r>
+      <w:r>
+        <w:rPr>
+          <w:bCs/>
+          <w:b/>
+        </w:rPr>
+        <w:t xml:space="preserve">100.00%</w:t>
+      </w:r>
+      <w:r>
+        <w:t xml:space="preserve"> </w:t>
+      </w:r>
+      <w:r>
+        <w:t xml:space="preserve">semantic extraction accuracy.</w:t>
+      </w:r>
+      <w:r>
+        <w:t xml:space="preserve"> </w:t>
+      </w:r>
+      <w:r>
+        <w:t xml:space="preserve">2. The six-dimensional</w:t>
+      </w:r>
+      <w:r>
+        <w:t xml:space="preserve"> </w:t>
+      </w:r>
+      <w:r>
+        <w:rPr>
+          <w:bCs/>
+          <w:b/>
+        </w:rPr>
+        <w:t xml:space="preserve">SIR Validator</w:t>
+      </w:r>
+      <w:r>
+        <w:t xml:space="preserve"> </w:t>
+      </w:r>
+      <w:r>
+        <w:t xml:space="preserve">(enforcing the</w:t>
+      </w:r>
+      <w:r>
+        <w:t xml:space="preserve"> </w:t>
+      </w:r>
+      <w:r>
+        <w:rPr>
+          <w:iCs/>
+          <w:i/>
+        </w:rPr>
+        <w:t xml:space="preserve">No Intent Alteration</w:t>
+      </w:r>
+      <w:r>
+        <w:t xml:space="preserve"> </w:t>
+      </w:r>
+      <w:r>
+        <w:t xml:space="preserve">principle) and</w:t>
+      </w:r>
+      <w:r>
+        <w:t xml:space="preserve"> </w:t>
+      </w:r>
+      <w:r>
+        <w:rPr>
+          <w:iCs/>
+          <w:i/>
+        </w:rPr>
+        <w:t xml:space="preserve">Deterministic Spatial Query Compiler</w:t>
+      </w:r>
+      <w:r>
+        <w:t xml:space="preserve"> </w:t>
+      </w:r>
+      <w:r>
+        <w:t xml:space="preserve">translated user intent into secure parameterized SQL statements using the</w:t>
+      </w:r>
+      <w:r>
+        <w:t xml:space="preserve"> </w:t>
+      </w:r>
+      <w:r>
+        <w:rPr>
+          <w:iCs/>
+          <w:i/>
+        </w:rPr>
+        <w:t xml:space="preserve">Spherical Law of Cosines</w:t>
+      </w:r>
+      <w:r>
+        <w:t xml:space="preserve">, achieving a</w:t>
+      </w:r>
+      <w:r>
+        <w:t xml:space="preserve"> </w:t>
+      </w:r>
+      <w:r>
+        <w:rPr>
+          <w:bCs/>
+          <w:b/>
+        </w:rPr>
+        <w:t xml:space="preserve">97.50%</w:t>
+      </w:r>
+      <w:r>
+        <w:t xml:space="preserve"> </w:t>
+      </w:r>
+      <w:r>
+        <w:t xml:space="preserve">spatial predicate execution precision.</w:t>
+      </w:r>
+      <w:r>
+        <w:t xml:space="preserve"> </w:t>
+      </w:r>
+      <w:r>
+        <w:t xml:space="preserve">3. The</w:t>
+      </w:r>
+      <w:r>
+        <w:t xml:space="preserve"> </w:t>
+      </w:r>
+      <w:r>
+        <w:rPr>
+          <w:bCs/>
+          <w:b/>
+        </w:rPr>
+        <w:t xml:space="preserve">Algorithmic Grounding Validator</w:t>
+      </w:r>
+      <w:r>
+        <w:t xml:space="preserve"> </w:t>
+      </w:r>
+      <w:r>
+        <w:t xml:space="preserve">and</w:t>
+      </w:r>
+      <w:r>
+        <w:t xml:space="preserve"> </w:t>
+      </w:r>
+      <w:r>
+        <w:rPr>
+          <w:iCs/>
+          <w:i/>
+        </w:rPr>
+        <w:t xml:space="preserve">Strict Grounding Contract</w:t>
+      </w:r>
+      <w:r>
+        <w:t xml:space="preserve"> </w:t>
+      </w:r>
+      <w:r>
+        <w:t xml:space="preserve">eliminated factual hallucinations completely (</w:t>
+      </w:r>
+      <w:r>
+        <w:rPr>
+          <w:bCs/>
+          <w:b/>
+        </w:rPr>
+        <w:t xml:space="preserve">0.00% Entity Fabrication Rate</w:t>
+      </w:r>
+      <w:r>
+        <w:t xml:space="preserve">), achieved</w:t>
+      </w:r>
+      <w:r>
+        <w:t xml:space="preserve"> </w:t>
+      </w:r>
+      <w:r>
+        <w:rPr>
+          <w:bCs/>
+          <w:b/>
+        </w:rPr>
+        <w:t xml:space="preserve">100.00% Grounding Fidelity</w:t>
+      </w:r>
+      <w:r>
+        <w:t xml:space="preserve">, and delivered a</w:t>
+      </w:r>
+      <w:r>
+        <w:t xml:space="preserve"> </w:t>
+      </w:r>
+      <w:r>
+        <w:rPr>
+          <w:bCs/>
+          <w:b/>
+        </w:rPr>
+        <w:t xml:space="preserve">100.00% Honest Rejection Rate</w:t>
+      </w:r>
+      <w:r>
+        <w:t xml:space="preserve"> </w:t>
+      </w:r>
+      <w:r>
+        <w:t xml:space="preserve">on out-of-scope requests, rendering real-world OSRM road routes on Leaflet.js with an average latency of</w:t>
+      </w:r>
+      <w:r>
+        <w:t xml:space="preserve"> </w:t>
+      </w:r>
+      <w:r>
+        <w:rPr>
+          <w:bCs/>
+          <w:b/>
+        </w:rPr>
+        <w:t xml:space="preserve">1,340.57 ms (~1.34 s)</w:t>
+      </w:r>
+      <w:r>
+        <w:t xml:space="preserve">.</w:t>
+      </w:r>
+    </w:p>
+    <w:p>
+      <w:pPr>
+        <w:pStyle w:val="BodyText"/>
+      </w:pPr>
+      <w:r>
         <w:t xml:space="preserve">Future work will focus on expanding query capabilities to multilingual international tourist dialogues, scaling spatial indexing across massive synthetic destination corpora (1,000 to 100,000 POIs), and conducting broad field user acceptance studies via standardized</w:t>
       </w:r>
       <w:r>
@@ -10708,8 +13943,8 @@
         </w:pict>
       </w:r>
     </w:p>
-    <w:bookmarkEnd w:id="53"/>
-    <w:bookmarkStart w:id="54" w:name="references"/>
+    <w:bookmarkEnd w:id="55"/>
+    <w:bookmarkStart w:id="56" w:name="references"/>
     <w:p>
       <w:pPr>
         <w:pStyle w:val="Heading2"/>
@@ -11330,8 +14565,8 @@
         <w:t xml:space="preserve">, Cambridge, MA: MIT Press, 2013.</w:t>
       </w:r>
     </w:p>
-    <w:bookmarkEnd w:id="54"/>
-    <w:bookmarkEnd w:id="55"/>
+    <w:bookmarkEnd w:id="56"/>
+    <w:bookmarkEnd w:id="57"/>
     <w:sectPr/>
   </w:body>
 </w:document>
@@ -11587,6 +14822,36 @@
     </w:lvlOverride>
   </w:num>
   <w:num w:numId="1003">
+    <w:abstractNumId w:val="99411"/>
+    <w:lvlOverride w:ilvl="0">
+      <w:startOverride w:val="1"/>
+    </w:lvlOverride>
+    <w:lvlOverride w:ilvl="1">
+      <w:startOverride w:val="1"/>
+    </w:lvlOverride>
+    <w:lvlOverride w:ilvl="2">
+      <w:startOverride w:val="1"/>
+    </w:lvlOverride>
+    <w:lvlOverride w:ilvl="3">
+      <w:startOverride w:val="1"/>
+    </w:lvlOverride>
+    <w:lvlOverride w:ilvl="4">
+      <w:startOverride w:val="1"/>
+    </w:lvlOverride>
+    <w:lvlOverride w:ilvl="5">
+      <w:startOverride w:val="1"/>
+    </w:lvlOverride>
+    <w:lvlOverride w:ilvl="6">
+      <w:startOverride w:val="1"/>
+    </w:lvlOverride>
+    <w:lvlOverride w:ilvl="7">
+      <w:startOverride w:val="1"/>
+    </w:lvlOverride>
+    <w:lvlOverride w:ilvl="8">
+      <w:startOverride w:val="1"/>
+    </w:lvlOverride>
+  </w:num>
+  <w:num w:numId="1004">
     <w:abstractNumId w:val="99411"/>
     <w:lvlOverride w:ilvl="0">
       <w:startOverride w:val="1"/>
